--- a/Backend/Director_Disclosure/Output_Disclosures/2024-25/AAJKAL_INVESTMENTS_PRIVATE_LIMITED/MBP-1/MBP1_MUKESH_MAHENDRABHAI_SHAH_00084402.docx
+++ b/Backend/Director_Disclosure/Output_Disclosures/2024-25/AAJKAL_INVESTMENTS_PRIVATE_LIMITED/MBP-1/MBP1_MUKESH_MAHENDRABHAI_SHAH_00084402.docx
@@ -93,193 +93,13 @@
     </w:p>
     <w:p>
       <w:pPr>
-        <w:spacing w:before="0" w:after="0"/>
-        <w:jc w:val="left"/>
-      </w:pPr>
-      <w:r>
-        <w:rPr>
-          <w:rFonts w:ascii="Adani" w:hAnsi="Adani"/>
-          <w:b w:val="0"/>
-          <w:sz w:val="20"/>
-          <w:u w:val="none"/>
-        </w:rPr>
-        <w:t>ADANI SOLAR ENERGY AP SIX PRIVATE LIMITED</w:t>
-      </w:r>
-    </w:p>
-    <w:p>
-      <w:pPr>
-        <w:spacing w:before="0" w:after="0"/>
-        <w:jc w:val="left"/>
-      </w:pPr>
-      <w:r>
-        <w:rPr>
-          <w:rFonts w:ascii="Adani" w:hAnsi="Adani"/>
-          <w:b w:val="0"/>
-          <w:sz w:val="20"/>
-          <w:u w:val="none"/>
-        </w:rPr>
-        <w:t>ADANI SOLAR ENERGY KUTCHH TWO PRIVATE LIMITED</w:t>
-      </w:r>
-    </w:p>
-    <w:p>
-      <w:pPr>
-        <w:spacing w:before="0" w:after="0"/>
-        <w:jc w:val="left"/>
-      </w:pPr>
-      <w:r>
-        <w:rPr>
-          <w:rFonts w:ascii="Adani" w:hAnsi="Adani"/>
-          <w:b w:val="0"/>
-          <w:sz w:val="20"/>
-          <w:u w:val="none"/>
-        </w:rPr>
-        <w:t>ADANI SOLAR ENERGY KUTCHH ONE LIMITED</w:t>
-      </w:r>
-    </w:p>
-    <w:p>
-      <w:pPr>
-        <w:spacing w:before="0" w:after="0"/>
-        <w:jc w:val="left"/>
-      </w:pPr>
-      <w:r>
-        <w:rPr>
-          <w:rFonts w:ascii="Adani" w:hAnsi="Adani"/>
-          <w:b w:val="0"/>
-          <w:sz w:val="20"/>
-          <w:u w:val="none"/>
-        </w:rPr>
-        <w:t>ADANI SOLAR ENERGY FOUR LIMITED</w:t>
-      </w:r>
-    </w:p>
-    <w:p>
-      <w:pPr>
-        <w:spacing w:before="0" w:after="0"/>
-        <w:jc w:val="left"/>
-      </w:pPr>
-      <w:r>
-        <w:rPr>
-          <w:rFonts w:ascii="Adani" w:hAnsi="Adani"/>
-          <w:b w:val="0"/>
-          <w:sz w:val="20"/>
-          <w:u w:val="none"/>
-        </w:rPr>
-        <w:t>ADANI POWER RAJASTHAN LIMITED</w:t>
-      </w:r>
-    </w:p>
-    <w:p>
-      <w:pPr>
-        <w:spacing w:before="0" w:after="0"/>
-        <w:jc w:val="left"/>
-      </w:pPr>
-      <w:r>
-        <w:rPr>
-          <w:rFonts w:ascii="Adani" w:hAnsi="Adani"/>
-          <w:b w:val="0"/>
-          <w:sz w:val="20"/>
-          <w:u w:val="none"/>
-        </w:rPr>
-        <w:t>INSPIRON ENGINEERING PRIVATE LIMITED</w:t>
-      </w:r>
-    </w:p>
-    <w:p>
-      <w:pPr>
-        <w:spacing w:before="0" w:after="0"/>
-        <w:jc w:val="left"/>
-      </w:pPr>
-      <w:r>
-        <w:rPr>
-          <w:rFonts w:ascii="Adani" w:hAnsi="Adani"/>
-          <w:b w:val="0"/>
-          <w:sz w:val="20"/>
-          <w:u w:val="none"/>
-        </w:rPr>
-        <w:t>ASIAN GRANITO INDIA LIMITED</w:t>
-      </w:r>
-    </w:p>
-    <w:p>
-      <w:pPr>
-        <w:spacing w:before="0" w:after="0"/>
-        <w:jc w:val="left"/>
-      </w:pPr>
-      <w:r>
-        <w:rPr>
-          <w:rFonts w:ascii="Adani" w:hAnsi="Adani"/>
-          <w:b w:val="0"/>
-          <w:sz w:val="20"/>
-          <w:u w:val="none"/>
-        </w:rPr>
-        <w:t>ADANI POWER LIMITED</w:t>
-      </w:r>
-    </w:p>
-    <w:p>
-      <w:pPr>
-        <w:spacing w:before="0" w:after="0"/>
-        <w:jc w:val="left"/>
-      </w:pPr>
-      <w:r>
-        <w:rPr>
-          <w:rFonts w:ascii="Adani" w:hAnsi="Adani"/>
-          <w:b w:val="0"/>
-          <w:sz w:val="20"/>
-          <w:u w:val="none"/>
-        </w:rPr>
-        <w:t>ADANI POWER MAHARASHTRA LIMITED</w:t>
-      </w:r>
-    </w:p>
-    <w:p>
-      <w:pPr>
-        <w:spacing w:before="0" w:after="0"/>
-        <w:jc w:val="left"/>
-      </w:pPr>
-      <w:r>
-        <w:rPr>
-          <w:rFonts w:ascii="Adani" w:hAnsi="Adani"/>
-          <w:b w:val="0"/>
-          <w:sz w:val="20"/>
-          <w:u w:val="none"/>
-        </w:rPr>
-        <w:t>ADANI INFRA (INDIA) LIMITED</w:t>
-      </w:r>
-    </w:p>
-    <w:p>
-      <w:pPr>
-        <w:spacing w:before="0" w:after="0"/>
-        <w:jc w:val="left"/>
-      </w:pPr>
-      <w:r>
-        <w:rPr>
-          <w:rFonts w:ascii="Adani" w:hAnsi="Adani"/>
-          <w:b w:val="0"/>
-          <w:sz w:val="20"/>
-          <w:u w:val="none"/>
-        </w:rPr>
-        <w:t>METALEX COMMODITIES PRIVATE LIMITED</w:t>
-      </w:r>
-    </w:p>
-    <w:p>
-      <w:pPr>
-        <w:spacing w:before="0" w:after="0"/>
-        <w:jc w:val="left"/>
-      </w:pPr>
-      <w:r>
-        <w:rPr>
-          <w:rFonts w:ascii="Adani" w:hAnsi="Adani"/>
-          <w:b w:val="0"/>
-          <w:sz w:val="20"/>
-          <w:u w:val="none"/>
-        </w:rPr>
-        <w:t>VINPACK (INDIA) PRIVATE LIMITED</w:t>
-      </w:r>
-    </w:p>
-    <w:p>
-      <w:pPr>
         <w:spacing w:before="0" w:after="160"/>
         <w:jc w:val="left"/>
       </w:pPr>
       <w:r>
         <w:rPr>
           <w:rFonts w:ascii="Adani" w:hAnsi="Adani"/>
-          <w:b w:val="0"/>
+          <w:b/>
           <w:sz w:val="20"/>
           <w:u w:val="none"/>
         </w:rPr>
@@ -569,7 +389,7 @@
                 <w:sz w:val="18"/>
                 <w:u w:val="none"/>
               </w:rPr>
-              <w:t>ADANI SOLAR ENERGY AP SIX PRIVATE LIMITED</w:t>
+              <w:t>ADANI SOLAR ENERGY KUTCHH TWO PRIVATE LIMITED</w:t>
             </w:r>
           </w:p>
         </w:tc>
@@ -711,7 +531,7 @@
                 <w:sz w:val="18"/>
                 <w:u w:val="none"/>
               </w:rPr>
-              <w:t>ADANI SOLAR ENERGY KUTCHH TWO PRIVATE LIMITED</w:t>
+              <w:t>ADANI SOLAR ENERGY AP SIX PRIVATE LIMITED</w:t>
             </w:r>
           </w:p>
         </w:tc>
@@ -853,7 +673,7 @@
                 <w:sz w:val="18"/>
                 <w:u w:val="none"/>
               </w:rPr>
-              <w:t>ADANI SOLAR ENERGY KUTCHH ONE LIMITED</w:t>
+              <w:t>ADANI SOLAR ENERGY FOUR LIMITED</w:t>
             </w:r>
           </w:p>
         </w:tc>
@@ -995,7 +815,7 @@
                 <w:sz w:val="18"/>
                 <w:u w:val="none"/>
               </w:rPr>
-              <w:t>ADANI SOLAR ENERGY FOUR LIMITED</w:t>
+              <w:t>SURAJKIRAN SOLAR TECHNOLOGIES LIMITED</w:t>
             </w:r>
           </w:p>
         </w:tc>
@@ -1137,6 +957,148 @@
                 <w:sz w:val="18"/>
                 <w:u w:val="none"/>
               </w:rPr>
+              <w:t>ADANI SOLAR ENERGY KUTCHH ONE LIMITED</w:t>
+            </w:r>
+          </w:p>
+        </w:tc>
+        <w:tc>
+          <w:tcPr>
+            <w:tcW w:type="dxa" w:w="1814"/>
+            <w:shd w:val="clear" w:color="auto" w:fill="FFFFFF"/>
+            <w:tcBorders>
+              <w:top w:val="single" w:sz="4" w:space="0" w:color="000000"/>
+              <w:left w:val="single" w:sz="4" w:space="0" w:color="000000"/>
+              <w:bottom w:val="single" w:sz="4" w:space="0" w:color="000000"/>
+              <w:right w:val="single" w:sz="4" w:space="0" w:color="000000"/>
+            </w:tcBorders>
+            <w:vAlign w:val="center"/>
+          </w:tcPr>
+          <w:p>
+            <w:pPr>
+              <w:spacing w:before="40" w:after="40"/>
+              <w:jc w:val="left"/>
+            </w:pPr>
+            <w:r>
+              <w:rPr>
+                <w:rFonts w:ascii="Adani" w:hAnsi="Adani"/>
+                <w:b w:val="0"/>
+                <w:sz w:val="18"/>
+                <w:u w:val="none"/>
+              </w:rPr>
+              <w:t>Director</w:t>
+            </w:r>
+          </w:p>
+        </w:tc>
+        <w:tc>
+          <w:tcPr>
+            <w:tcW w:type="dxa" w:w="1020"/>
+            <w:shd w:val="clear" w:color="auto" w:fill="FFFFFF"/>
+            <w:tcBorders>
+              <w:top w:val="single" w:sz="4" w:space="0" w:color="000000"/>
+              <w:left w:val="single" w:sz="4" w:space="0" w:color="000000"/>
+              <w:bottom w:val="single" w:sz="4" w:space="0" w:color="000000"/>
+              <w:right w:val="single" w:sz="4" w:space="0" w:color="000000"/>
+            </w:tcBorders>
+            <w:vAlign w:val="center"/>
+          </w:tcPr>
+          <w:p>
+            <w:pPr>
+              <w:spacing w:before="40" w:after="40"/>
+              <w:jc w:val="left"/>
+            </w:pPr>
+            <w:r>
+              <w:rPr>
+                <w:rFonts w:ascii="Adani" w:hAnsi="Adani"/>
+                <w:b w:val="0"/>
+                <w:sz w:val="18"/>
+                <w:u w:val="none"/>
+              </w:rPr>
+              <w:t>NIL</w:t>
+            </w:r>
+          </w:p>
+        </w:tc>
+        <w:tc>
+          <w:tcPr>
+            <w:tcW w:type="dxa" w:w="1247"/>
+            <w:shd w:val="clear" w:color="auto" w:fill="FFFFFF"/>
+            <w:tcBorders>
+              <w:top w:val="single" w:sz="4" w:space="0" w:color="000000"/>
+              <w:left w:val="single" w:sz="4" w:space="0" w:color="000000"/>
+              <w:bottom w:val="single" w:sz="4" w:space="0" w:color="000000"/>
+              <w:right w:val="single" w:sz="4" w:space="0" w:color="000000"/>
+            </w:tcBorders>
+            <w:vAlign w:val="center"/>
+          </w:tcPr>
+          <w:p>
+            <w:pPr>
+              <w:spacing w:before="40" w:after="40"/>
+              <w:jc w:val="left"/>
+            </w:pPr>
+            <w:r>
+              <w:rPr>
+                <w:rFonts w:ascii="Adani" w:hAnsi="Adani"/>
+                <w:b w:val="0"/>
+                <w:sz w:val="18"/>
+                <w:u w:val="none"/>
+              </w:rPr>
+              <w:t>10/03/2022</w:t>
+            </w:r>
+          </w:p>
+        </w:tc>
+      </w:tr>
+      <w:tr>
+        <w:tc>
+          <w:tcPr>
+            <w:tcW w:type="dxa" w:w="680"/>
+            <w:shd w:val="clear" w:color="auto" w:fill="FFFFFF"/>
+            <w:tcBorders>
+              <w:top w:val="single" w:sz="4" w:space="0" w:color="000000"/>
+              <w:left w:val="single" w:sz="4" w:space="0" w:color="000000"/>
+              <w:bottom w:val="single" w:sz="4" w:space="0" w:color="000000"/>
+              <w:right w:val="single" w:sz="4" w:space="0" w:color="000000"/>
+            </w:tcBorders>
+            <w:vAlign w:val="center"/>
+          </w:tcPr>
+          <w:p>
+            <w:pPr>
+              <w:spacing w:before="40" w:after="40"/>
+              <w:jc w:val="left"/>
+            </w:pPr>
+            <w:r>
+              <w:rPr>
+                <w:rFonts w:ascii="Adani" w:hAnsi="Adani"/>
+                <w:b w:val="0"/>
+                <w:sz w:val="18"/>
+                <w:u w:val="none"/>
+              </w:rPr>
+              <w:t>6</w:t>
+            </w:r>
+          </w:p>
+        </w:tc>
+        <w:tc>
+          <w:tcPr>
+            <w:tcW w:type="dxa" w:w="3969"/>
+            <w:shd w:val="clear" w:color="auto" w:fill="FFFFFF"/>
+            <w:tcBorders>
+              <w:top w:val="single" w:sz="4" w:space="0" w:color="000000"/>
+              <w:left w:val="single" w:sz="4" w:space="0" w:color="000000"/>
+              <w:bottom w:val="single" w:sz="4" w:space="0" w:color="000000"/>
+              <w:right w:val="single" w:sz="4" w:space="0" w:color="000000"/>
+            </w:tcBorders>
+            <w:vAlign w:val="center"/>
+          </w:tcPr>
+          <w:p>
+            <w:pPr>
+              <w:spacing w:before="40" w:after="40"/>
+              <w:jc w:val="left"/>
+            </w:pPr>
+            <w:r>
+              <w:rPr>
+                <w:rFonts w:ascii="Adani" w:hAnsi="Adani"/>
+                <w:b w:val="0"/>
+                <w:sz w:val="18"/>
+                <w:u w:val="none"/>
+              </w:rPr>
               <w:t>ADANI POWER RAJASTHAN LIMITED</w:t>
             </w:r>
           </w:p>
@@ -1251,7 +1213,7 @@
                 <w:sz w:val="18"/>
                 <w:u w:val="none"/>
               </w:rPr>
-              <w:t>6</w:t>
+              <w:t>7</w:t>
             </w:r>
           </w:p>
         </w:tc>
@@ -1393,7 +1355,7 @@
                 <w:sz w:val="18"/>
                 <w:u w:val="none"/>
               </w:rPr>
-              <w:t>7</w:t>
+              <w:t>8</w:t>
             </w:r>
           </w:p>
         </w:tc>
@@ -1506,148 +1468,6 @@
                 <w:u w:val="none"/>
               </w:rPr>
               <w:t>14/11/2018</w:t>
-            </w:r>
-          </w:p>
-        </w:tc>
-      </w:tr>
-      <w:tr>
-        <w:tc>
-          <w:tcPr>
-            <w:tcW w:type="dxa" w:w="680"/>
-            <w:shd w:val="clear" w:color="auto" w:fill="FFFFFF"/>
-            <w:tcBorders>
-              <w:top w:val="single" w:sz="4" w:space="0" w:color="000000"/>
-              <w:left w:val="single" w:sz="4" w:space="0" w:color="000000"/>
-              <w:bottom w:val="single" w:sz="4" w:space="0" w:color="000000"/>
-              <w:right w:val="single" w:sz="4" w:space="0" w:color="000000"/>
-            </w:tcBorders>
-            <w:vAlign w:val="center"/>
-          </w:tcPr>
-          <w:p>
-            <w:pPr>
-              <w:spacing w:before="40" w:after="40"/>
-              <w:jc w:val="left"/>
-            </w:pPr>
-            <w:r>
-              <w:rPr>
-                <w:rFonts w:ascii="Adani" w:hAnsi="Adani"/>
-                <w:b w:val="0"/>
-                <w:sz w:val="18"/>
-                <w:u w:val="none"/>
-              </w:rPr>
-              <w:t>8</w:t>
-            </w:r>
-          </w:p>
-        </w:tc>
-        <w:tc>
-          <w:tcPr>
-            <w:tcW w:type="dxa" w:w="3969"/>
-            <w:shd w:val="clear" w:color="auto" w:fill="FFFFFF"/>
-            <w:tcBorders>
-              <w:top w:val="single" w:sz="4" w:space="0" w:color="000000"/>
-              <w:left w:val="single" w:sz="4" w:space="0" w:color="000000"/>
-              <w:bottom w:val="single" w:sz="4" w:space="0" w:color="000000"/>
-              <w:right w:val="single" w:sz="4" w:space="0" w:color="000000"/>
-            </w:tcBorders>
-            <w:vAlign w:val="center"/>
-          </w:tcPr>
-          <w:p>
-            <w:pPr>
-              <w:spacing w:before="40" w:after="40"/>
-              <w:jc w:val="left"/>
-            </w:pPr>
-            <w:r>
-              <w:rPr>
-                <w:rFonts w:ascii="Adani" w:hAnsi="Adani"/>
-                <w:b w:val="0"/>
-                <w:sz w:val="18"/>
-                <w:u w:val="none"/>
-              </w:rPr>
-              <w:t>ADANI POWER LIMITED</w:t>
-            </w:r>
-          </w:p>
-        </w:tc>
-        <w:tc>
-          <w:tcPr>
-            <w:tcW w:type="dxa" w:w="1814"/>
-            <w:shd w:val="clear" w:color="auto" w:fill="FFFFFF"/>
-            <w:tcBorders>
-              <w:top w:val="single" w:sz="4" w:space="0" w:color="000000"/>
-              <w:left w:val="single" w:sz="4" w:space="0" w:color="000000"/>
-              <w:bottom w:val="single" w:sz="4" w:space="0" w:color="000000"/>
-              <w:right w:val="single" w:sz="4" w:space="0" w:color="000000"/>
-            </w:tcBorders>
-            <w:vAlign w:val="center"/>
-          </w:tcPr>
-          <w:p>
-            <w:pPr>
-              <w:spacing w:before="40" w:after="40"/>
-              <w:jc w:val="left"/>
-            </w:pPr>
-            <w:r>
-              <w:rPr>
-                <w:rFonts w:ascii="Adani" w:hAnsi="Adani"/>
-                <w:b w:val="0"/>
-                <w:sz w:val="18"/>
-                <w:u w:val="none"/>
-              </w:rPr>
-              <w:t>Director</w:t>
-            </w:r>
-          </w:p>
-        </w:tc>
-        <w:tc>
-          <w:tcPr>
-            <w:tcW w:type="dxa" w:w="1020"/>
-            <w:shd w:val="clear" w:color="auto" w:fill="FFFFFF"/>
-            <w:tcBorders>
-              <w:top w:val="single" w:sz="4" w:space="0" w:color="000000"/>
-              <w:left w:val="single" w:sz="4" w:space="0" w:color="000000"/>
-              <w:bottom w:val="single" w:sz="4" w:space="0" w:color="000000"/>
-              <w:right w:val="single" w:sz="4" w:space="0" w:color="000000"/>
-            </w:tcBorders>
-            <w:vAlign w:val="center"/>
-          </w:tcPr>
-          <w:p>
-            <w:pPr>
-              <w:spacing w:before="40" w:after="40"/>
-              <w:jc w:val="left"/>
-            </w:pPr>
-            <w:r>
-              <w:rPr>
-                <w:rFonts w:ascii="Adani" w:hAnsi="Adani"/>
-                <w:b w:val="0"/>
-                <w:sz w:val="18"/>
-                <w:u w:val="none"/>
-              </w:rPr>
-              <w:t>NIL</w:t>
-            </w:r>
-          </w:p>
-        </w:tc>
-        <w:tc>
-          <w:tcPr>
-            <w:tcW w:type="dxa" w:w="1247"/>
-            <w:shd w:val="clear" w:color="auto" w:fill="FFFFFF"/>
-            <w:tcBorders>
-              <w:top w:val="single" w:sz="4" w:space="0" w:color="000000"/>
-              <w:left w:val="single" w:sz="4" w:space="0" w:color="000000"/>
-              <w:bottom w:val="single" w:sz="4" w:space="0" w:color="000000"/>
-              <w:right w:val="single" w:sz="4" w:space="0" w:color="000000"/>
-            </w:tcBorders>
-            <w:vAlign w:val="center"/>
-          </w:tcPr>
-          <w:p>
-            <w:pPr>
-              <w:spacing w:before="40" w:after="40"/>
-              <w:jc w:val="left"/>
-            </w:pPr>
-            <w:r>
-              <w:rPr>
-                <w:rFonts w:ascii="Adani" w:hAnsi="Adani"/>
-                <w:b w:val="0"/>
-                <w:sz w:val="18"/>
-                <w:u w:val="none"/>
-              </w:rPr>
-              <w:t>31/03/2018</w:t>
             </w:r>
           </w:p>
         </w:tc>
@@ -1989,7 +1809,7 @@
                 <w:sz w:val="18"/>
                 <w:u w:val="none"/>
               </w:rPr>
-              <w:t>METALEX COMMODITIES PRIVATE LIMITED</w:t>
+              <w:t>VINPACK AGRO PRIVATE LIMITED</w:t>
             </w:r>
           </w:p>
         </w:tc>
@@ -2073,7 +1893,7 @@
                 <w:sz w:val="18"/>
                 <w:u w:val="none"/>
               </w:rPr>
-              <w:t>14/02/2012</w:t>
+              <w:t>10/12/1998</w:t>
             </w:r>
           </w:p>
         </w:tc>
@@ -2594,7 +2414,7 @@
                 <w:sz w:val="18"/>
                 <w:u w:val="none"/>
               </w:rPr>
-              <w:t>Date:   07th May, 2026</w:t>
+              <w:t>Date:   15th May, 2026</w:t>
             </w:r>
           </w:p>
         </w:tc>
@@ -2860,174 +2680,441 @@
         <w:t>:</w:t>
       </w:r>
     </w:p>
-    <w:p>
-      <w:pPr>
-        <w:pStyle w:val="ListNumber"/>
-        <w:spacing w:before="0" w:after="40"/>
-        <w:ind w:left="720"/>
-      </w:pPr>
-      <w:r>
-        <w:rPr>
-          <w:rFonts w:ascii="Adani" w:hAnsi="Adani"/>
-          <w:b w:val="0"/>
-          <w:sz w:val="20"/>
-          <w:u w:val="none"/>
-        </w:rPr>
-        <w:t>Father</w:t>
-        <w:tab/>
-        <w:tab/>
-        <w:t>:</w:t>
-        <w:tab/>
-        <w:t>NIL</w:t>
-      </w:r>
-    </w:p>
-    <w:p>
-      <w:pPr>
-        <w:pStyle w:val="ListNumber"/>
-        <w:spacing w:before="0" w:after="40"/>
-        <w:ind w:left="720"/>
-      </w:pPr>
-      <w:r>
-        <w:rPr>
-          <w:rFonts w:ascii="Adani" w:hAnsi="Adani"/>
-          <w:b w:val="0"/>
-          <w:sz w:val="20"/>
-          <w:u w:val="none"/>
-        </w:rPr>
-        <w:t>Mother</w:t>
-        <w:tab/>
-        <w:tab/>
-        <w:t>:</w:t>
-        <w:tab/>
-        <w:t>NIL</w:t>
-      </w:r>
-    </w:p>
-    <w:p>
-      <w:pPr>
-        <w:pStyle w:val="ListNumber"/>
-        <w:spacing w:before="0" w:after="40"/>
-        <w:ind w:left="720"/>
-      </w:pPr>
-      <w:r>
-        <w:rPr>
-          <w:rFonts w:ascii="Adani" w:hAnsi="Adani"/>
-          <w:b w:val="0"/>
-          <w:sz w:val="20"/>
-          <w:u w:val="none"/>
-        </w:rPr>
-        <w:t>Son</w:t>
-        <w:tab/>
-        <w:tab/>
-        <w:t>:</w:t>
-        <w:tab/>
-        <w:t>NIL</w:t>
-      </w:r>
-    </w:p>
-    <w:p>
-      <w:pPr>
-        <w:pStyle w:val="ListNumber"/>
-        <w:spacing w:before="0" w:after="40"/>
-        <w:ind w:left="720"/>
-      </w:pPr>
-      <w:r>
-        <w:rPr>
-          <w:rFonts w:ascii="Adani" w:hAnsi="Adani"/>
-          <w:b w:val="0"/>
-          <w:sz w:val="20"/>
-          <w:u w:val="none"/>
-        </w:rPr>
-        <w:t>Son's Wife</w:t>
-        <w:tab/>
-        <w:tab/>
-        <w:t>:</w:t>
-        <w:tab/>
-        <w:t>NIL</w:t>
-      </w:r>
-    </w:p>
-    <w:p>
-      <w:pPr>
-        <w:pStyle w:val="ListNumber"/>
-        <w:spacing w:before="0" w:after="40"/>
-        <w:ind w:left="720"/>
-      </w:pPr>
-      <w:r>
-        <w:rPr>
-          <w:rFonts w:ascii="Adani" w:hAnsi="Adani"/>
-          <w:b w:val="0"/>
-          <w:sz w:val="20"/>
-          <w:u w:val="none"/>
-        </w:rPr>
-        <w:t>Daughter</w:t>
-        <w:tab/>
-        <w:tab/>
-        <w:t>:</w:t>
-        <w:tab/>
-        <w:t>NIL</w:t>
-      </w:r>
-    </w:p>
-    <w:p>
-      <w:pPr>
-        <w:pStyle w:val="ListNumber"/>
-        <w:spacing w:before="0" w:after="40"/>
-        <w:ind w:left="720"/>
-      </w:pPr>
-      <w:r>
-        <w:rPr>
-          <w:rFonts w:ascii="Adani" w:hAnsi="Adani"/>
-          <w:b w:val="0"/>
-          <w:sz w:val="20"/>
-          <w:u w:val="none"/>
-        </w:rPr>
-        <w:t>Daughter's Husband</w:t>
-        <w:tab/>
-        <w:tab/>
-        <w:t>:</w:t>
-        <w:tab/>
-        <w:t>NIL</w:t>
-      </w:r>
-    </w:p>
-    <w:p>
-      <w:pPr>
-        <w:pStyle w:val="ListNumber"/>
-        <w:spacing w:before="0" w:after="40"/>
-        <w:ind w:left="720"/>
-      </w:pPr>
-      <w:r>
-        <w:rPr>
-          <w:rFonts w:ascii="Adani" w:hAnsi="Adani"/>
-          <w:b w:val="0"/>
-          <w:sz w:val="20"/>
-          <w:u w:val="none"/>
-        </w:rPr>
-        <w:t>Brother</w:t>
-        <w:tab/>
-        <w:tab/>
-        <w:t>:</w:t>
-        <w:tab/>
-        <w:t>NIL</w:t>
-      </w:r>
-    </w:p>
-    <w:p>
-      <w:pPr>
-        <w:pStyle w:val="ListNumber"/>
-        <w:spacing w:before="0" w:after="40"/>
-        <w:ind w:left="720"/>
-      </w:pPr>
-      <w:r>
-        <w:rPr>
-          <w:rFonts w:ascii="Adani" w:hAnsi="Adani"/>
-          <w:b w:val="0"/>
-          <w:sz w:val="20"/>
-          <w:u w:val="none"/>
-        </w:rPr>
-        <w:t>Sister</w:t>
-        <w:tab/>
-        <w:tab/>
-        <w:t>:</w:t>
-        <w:tab/>
-        <w:t>NIL</w:t>
-      </w:r>
-    </w:p>
+    <w:tbl>
+      <w:tblPr>
+        <w:tblW w:type="auto" w:w="0"/>
+        <w:jc w:val="left"/>
+        <w:tblLook w:firstColumn="1" w:firstRow="1" w:lastColumn="0" w:lastRow="0" w:noHBand="0" w:noVBand="1" w:val="04A0"/>
+      </w:tblPr>
+      <w:tblGrid>
+        <w:gridCol w:w="4536"/>
+        <w:gridCol w:w="4536"/>
+      </w:tblGrid>
+      <w:tr>
+        <w:tc>
+          <w:tcPr>
+            <w:tcW w:type="dxa" w:w="4536"/>
+            <w:tcBorders>
+              <w:top w:val="none"/>
+              <w:bottom w:val="none"/>
+              <w:left w:val="none"/>
+              <w:right w:val="none"/>
+            </w:tcBorders>
+          </w:tcPr>
+          <w:p>
+            <w:pPr>
+              <w:ind w:left="720"/>
+            </w:pPr>
+            <w:r>
+              <w:rPr>
+                <w:rFonts w:ascii="Adani" w:hAnsi="Adani"/>
+                <w:b w:val="0"/>
+                <w:sz w:val="20"/>
+                <w:u w:val="none"/>
+              </w:rPr>
+              <w:t>1.</w:t>
+              <w:tab/>
+              <w:t>Father</w:t>
+              <w:tab/>
+              <w:t>:</w:t>
+            </w:r>
+          </w:p>
+        </w:tc>
+        <w:tc>
+          <w:tcPr>
+            <w:tcW w:type="dxa" w:w="4536"/>
+            <w:tcBorders>
+              <w:top w:val="none"/>
+              <w:bottom w:val="none"/>
+              <w:left w:val="none"/>
+              <w:right w:val="none"/>
+            </w:tcBorders>
+          </w:tcPr>
+          <w:p>
+            <w:r>
+              <w:rPr>
+                <w:rFonts w:ascii="Adani" w:hAnsi="Adani"/>
+                <w:b w:val="0"/>
+                <w:sz w:val="20"/>
+                <w:u w:val="none"/>
+              </w:rPr>
+              <w:t>NIL</w:t>
+            </w:r>
+          </w:p>
+        </w:tc>
+      </w:tr>
+      <w:tr>
+        <w:tc>
+          <w:tcPr>
+            <w:tcW w:type="dxa" w:w="4536"/>
+            <w:tcBorders>
+              <w:top w:val="none"/>
+              <w:bottom w:val="none"/>
+              <w:left w:val="none"/>
+              <w:right w:val="none"/>
+            </w:tcBorders>
+          </w:tcPr>
+          <w:p>
+            <w:pPr>
+              <w:ind w:left="720"/>
+            </w:pPr>
+            <w:r>
+              <w:rPr>
+                <w:rFonts w:ascii="Adani" w:hAnsi="Adani"/>
+                <w:b w:val="0"/>
+                <w:sz w:val="20"/>
+                <w:u w:val="none"/>
+              </w:rPr>
+              <w:t>2.</w:t>
+              <w:tab/>
+              <w:t>Mother</w:t>
+              <w:tab/>
+              <w:t>:</w:t>
+            </w:r>
+          </w:p>
+        </w:tc>
+        <w:tc>
+          <w:tcPr>
+            <w:tcW w:type="dxa" w:w="4536"/>
+            <w:tcBorders>
+              <w:top w:val="none"/>
+              <w:bottom w:val="none"/>
+              <w:left w:val="none"/>
+              <w:right w:val="none"/>
+            </w:tcBorders>
+          </w:tcPr>
+          <w:p>
+            <w:r>
+              <w:rPr>
+                <w:rFonts w:ascii="Adani" w:hAnsi="Adani"/>
+                <w:b w:val="0"/>
+                <w:sz w:val="20"/>
+                <w:u w:val="none"/>
+              </w:rPr>
+              <w:t>NIL</w:t>
+            </w:r>
+          </w:p>
+        </w:tc>
+      </w:tr>
+      <w:tr>
+        <w:tc>
+          <w:tcPr>
+            <w:tcW w:type="dxa" w:w="4536"/>
+            <w:tcBorders>
+              <w:top w:val="none"/>
+              <w:bottom w:val="none"/>
+              <w:left w:val="none"/>
+              <w:right w:val="none"/>
+            </w:tcBorders>
+          </w:tcPr>
+          <w:p>
+            <w:pPr>
+              <w:ind w:left="720"/>
+            </w:pPr>
+            <w:r>
+              <w:rPr>
+                <w:rFonts w:ascii="Adani" w:hAnsi="Adani"/>
+                <w:b w:val="0"/>
+                <w:sz w:val="20"/>
+                <w:u w:val="none"/>
+              </w:rPr>
+              <w:t>3.</w:t>
+              <w:tab/>
+              <w:t>Son</w:t>
+              <w:tab/>
+              <w:t>:</w:t>
+            </w:r>
+          </w:p>
+        </w:tc>
+        <w:tc>
+          <w:tcPr>
+            <w:tcW w:type="dxa" w:w="4536"/>
+            <w:tcBorders>
+              <w:top w:val="none"/>
+              <w:bottom w:val="none"/>
+              <w:left w:val="none"/>
+              <w:right w:val="none"/>
+            </w:tcBorders>
+          </w:tcPr>
+          <w:p>
+            <w:r>
+              <w:rPr>
+                <w:rFonts w:ascii="Adani" w:hAnsi="Adani"/>
+                <w:b w:val="0"/>
+                <w:sz w:val="20"/>
+                <w:u w:val="none"/>
+              </w:rPr>
+              <w:t>NIL</w:t>
+            </w:r>
+          </w:p>
+        </w:tc>
+      </w:tr>
+      <w:tr>
+        <w:tc>
+          <w:tcPr>
+            <w:tcW w:type="dxa" w:w="4536"/>
+            <w:tcBorders>
+              <w:top w:val="none"/>
+              <w:bottom w:val="none"/>
+              <w:left w:val="none"/>
+              <w:right w:val="none"/>
+            </w:tcBorders>
+          </w:tcPr>
+          <w:p>
+            <w:pPr>
+              <w:ind w:left="720"/>
+            </w:pPr>
+            <w:r>
+              <w:rPr>
+                <w:rFonts w:ascii="Adani" w:hAnsi="Adani"/>
+                <w:b w:val="0"/>
+                <w:sz w:val="20"/>
+                <w:u w:val="none"/>
+              </w:rPr>
+              <w:t>4.</w:t>
+              <w:tab/>
+              <w:t>Son's Wife</w:t>
+              <w:tab/>
+              <w:t>:</w:t>
+            </w:r>
+          </w:p>
+        </w:tc>
+        <w:tc>
+          <w:tcPr>
+            <w:tcW w:type="dxa" w:w="4536"/>
+            <w:tcBorders>
+              <w:top w:val="none"/>
+              <w:bottom w:val="none"/>
+              <w:left w:val="none"/>
+              <w:right w:val="none"/>
+            </w:tcBorders>
+          </w:tcPr>
+          <w:p>
+            <w:r>
+              <w:rPr>
+                <w:rFonts w:ascii="Adani" w:hAnsi="Adani"/>
+                <w:b w:val="0"/>
+                <w:sz w:val="20"/>
+                <w:u w:val="none"/>
+              </w:rPr>
+              <w:t>NIL</w:t>
+            </w:r>
+          </w:p>
+        </w:tc>
+      </w:tr>
+      <w:tr>
+        <w:tc>
+          <w:tcPr>
+            <w:tcW w:type="dxa" w:w="4536"/>
+            <w:tcBorders>
+              <w:top w:val="none"/>
+              <w:bottom w:val="none"/>
+              <w:left w:val="none"/>
+              <w:right w:val="none"/>
+            </w:tcBorders>
+          </w:tcPr>
+          <w:p>
+            <w:pPr>
+              <w:ind w:left="720"/>
+            </w:pPr>
+            <w:r>
+              <w:rPr>
+                <w:rFonts w:ascii="Adani" w:hAnsi="Adani"/>
+                <w:b w:val="0"/>
+                <w:sz w:val="20"/>
+                <w:u w:val="none"/>
+              </w:rPr>
+              <w:t>5.</w:t>
+              <w:tab/>
+              <w:t>Daughter</w:t>
+              <w:tab/>
+              <w:t>:</w:t>
+            </w:r>
+          </w:p>
+        </w:tc>
+        <w:tc>
+          <w:tcPr>
+            <w:tcW w:type="dxa" w:w="4536"/>
+            <w:tcBorders>
+              <w:top w:val="none"/>
+              <w:bottom w:val="none"/>
+              <w:left w:val="none"/>
+              <w:right w:val="none"/>
+            </w:tcBorders>
+          </w:tcPr>
+          <w:p>
+            <w:r>
+              <w:rPr>
+                <w:rFonts w:ascii="Adani" w:hAnsi="Adani"/>
+                <w:b w:val="0"/>
+                <w:sz w:val="20"/>
+                <w:u w:val="none"/>
+              </w:rPr>
+              <w:t>NIL</w:t>
+            </w:r>
+          </w:p>
+        </w:tc>
+      </w:tr>
+      <w:tr>
+        <w:tc>
+          <w:tcPr>
+            <w:tcW w:type="dxa" w:w="4536"/>
+            <w:tcBorders>
+              <w:top w:val="none"/>
+              <w:bottom w:val="none"/>
+              <w:left w:val="none"/>
+              <w:right w:val="none"/>
+            </w:tcBorders>
+          </w:tcPr>
+          <w:p>
+            <w:pPr>
+              <w:ind w:left="720"/>
+            </w:pPr>
+            <w:r>
+              <w:rPr>
+                <w:rFonts w:ascii="Adani" w:hAnsi="Adani"/>
+                <w:b w:val="0"/>
+                <w:sz w:val="20"/>
+                <w:u w:val="none"/>
+              </w:rPr>
+              <w:t>6.</w:t>
+              <w:tab/>
+              <w:t>Daughter's Husband</w:t>
+              <w:tab/>
+              <w:t>:</w:t>
+            </w:r>
+          </w:p>
+        </w:tc>
+        <w:tc>
+          <w:tcPr>
+            <w:tcW w:type="dxa" w:w="4536"/>
+            <w:tcBorders>
+              <w:top w:val="none"/>
+              <w:bottom w:val="none"/>
+              <w:left w:val="none"/>
+              <w:right w:val="none"/>
+            </w:tcBorders>
+          </w:tcPr>
+          <w:p>
+            <w:r>
+              <w:rPr>
+                <w:rFonts w:ascii="Adani" w:hAnsi="Adani"/>
+                <w:b w:val="0"/>
+                <w:sz w:val="20"/>
+                <w:u w:val="none"/>
+              </w:rPr>
+              <w:t>NIL</w:t>
+            </w:r>
+          </w:p>
+        </w:tc>
+      </w:tr>
+      <w:tr>
+        <w:tc>
+          <w:tcPr>
+            <w:tcW w:type="dxa" w:w="4536"/>
+            <w:tcBorders>
+              <w:top w:val="none"/>
+              <w:bottom w:val="none"/>
+              <w:left w:val="none"/>
+              <w:right w:val="none"/>
+            </w:tcBorders>
+          </w:tcPr>
+          <w:p>
+            <w:pPr>
+              <w:ind w:left="720"/>
+            </w:pPr>
+            <w:r>
+              <w:rPr>
+                <w:rFonts w:ascii="Adani" w:hAnsi="Adani"/>
+                <w:b w:val="0"/>
+                <w:sz w:val="20"/>
+                <w:u w:val="none"/>
+              </w:rPr>
+              <w:t>7.</w:t>
+              <w:tab/>
+              <w:t>Brother</w:t>
+              <w:tab/>
+              <w:t>:</w:t>
+            </w:r>
+          </w:p>
+        </w:tc>
+        <w:tc>
+          <w:tcPr>
+            <w:tcW w:type="dxa" w:w="4536"/>
+            <w:tcBorders>
+              <w:top w:val="none"/>
+              <w:bottom w:val="none"/>
+              <w:left w:val="none"/>
+              <w:right w:val="none"/>
+            </w:tcBorders>
+          </w:tcPr>
+          <w:p>
+            <w:r>
+              <w:rPr>
+                <w:rFonts w:ascii="Adani" w:hAnsi="Adani"/>
+                <w:b w:val="0"/>
+                <w:sz w:val="20"/>
+                <w:u w:val="none"/>
+              </w:rPr>
+              <w:t>NIL</w:t>
+            </w:r>
+          </w:p>
+        </w:tc>
+      </w:tr>
+      <w:tr>
+        <w:tc>
+          <w:tcPr>
+            <w:tcW w:type="dxa" w:w="4536"/>
+            <w:tcBorders>
+              <w:top w:val="none"/>
+              <w:bottom w:val="none"/>
+              <w:left w:val="none"/>
+              <w:right w:val="none"/>
+            </w:tcBorders>
+          </w:tcPr>
+          <w:p>
+            <w:pPr>
+              <w:ind w:left="720"/>
+            </w:pPr>
+            <w:r>
+              <w:rPr>
+                <w:rFonts w:ascii="Adani" w:hAnsi="Adani"/>
+                <w:b w:val="0"/>
+                <w:sz w:val="20"/>
+                <w:u w:val="none"/>
+              </w:rPr>
+              <w:t>8.</w:t>
+              <w:tab/>
+              <w:t>Sister</w:t>
+              <w:tab/>
+              <w:t>:</w:t>
+            </w:r>
+          </w:p>
+        </w:tc>
+        <w:tc>
+          <w:tcPr>
+            <w:tcW w:type="dxa" w:w="4536"/>
+            <w:tcBorders>
+              <w:top w:val="none"/>
+              <w:bottom w:val="none"/>
+              <w:left w:val="none"/>
+              <w:right w:val="none"/>
+            </w:tcBorders>
+          </w:tcPr>
+          <w:p>
+            <w:r>
+              <w:rPr>
+                <w:rFonts w:ascii="Adani" w:hAnsi="Adani"/>
+                <w:b w:val="0"/>
+                <w:sz w:val="20"/>
+                <w:u w:val="none"/>
+              </w:rPr>
+              <w:t>NIL</w:t>
+            </w:r>
+          </w:p>
+        </w:tc>
+      </w:tr>
+    </w:tbl>
     <w:p/>
     <w:p>
       <w:pPr>
@@ -3364,7 +3451,7 @@
                 <w:sz w:val="18"/>
                 <w:u w:val="none"/>
               </w:rPr>
-              <w:t>Date:   07th May, 2026</w:t>
+              <w:t>Date:   15th May, 2026</w:t>
             </w:r>
           </w:p>
         </w:tc>
@@ -3525,7 +3612,7 @@
           <w:sz w:val="20"/>
           <w:u w:val="none"/>
         </w:rPr>
-        <w:t>07th May, 2026</w:t>
+        <w:t>15th May, 2026</w:t>
       </w:r>
     </w:p>
     <w:p>
@@ -3570,6 +3657,21 @@
           <w:sz w:val="20"/>
           <w:u w:val="none"/>
         </w:rPr>
+        <w:t>ADANI SOLAR ENERGY KUTCHH TWO PRIVATE LIMITED</w:t>
+      </w:r>
+    </w:p>
+    <w:p>
+      <w:pPr>
+        <w:spacing w:before="0" w:after="20"/>
+        <w:jc w:val="left"/>
+      </w:pPr>
+      <w:r>
+        <w:rPr>
+          <w:rFonts w:ascii="Adani" w:hAnsi="Adani"/>
+          <w:b/>
+          <w:sz w:val="20"/>
+          <w:u w:val="none"/>
+        </w:rPr>
         <w:t>ADANI SOLAR ENERGY AP SIX PRIVATE LIMITED</w:t>
       </w:r>
     </w:p>
@@ -3585,7 +3687,22 @@
           <w:sz w:val="20"/>
           <w:u w:val="none"/>
         </w:rPr>
-        <w:t>ADANI SOLAR ENERGY KUTCHH TWO PRIVATE LIMITED</w:t>
+        <w:t>ADANI SOLAR ENERGY FOUR LIMITED</w:t>
+      </w:r>
+    </w:p>
+    <w:p>
+      <w:pPr>
+        <w:spacing w:before="0" w:after="20"/>
+        <w:jc w:val="left"/>
+      </w:pPr>
+      <w:r>
+        <w:rPr>
+          <w:rFonts w:ascii="Adani" w:hAnsi="Adani"/>
+          <w:b/>
+          <w:sz w:val="20"/>
+          <w:u w:val="none"/>
+        </w:rPr>
+        <w:t>SURAJKIRAN SOLAR TECHNOLOGIES LIMITED</w:t>
       </w:r>
     </w:p>
     <w:p>
@@ -3601,21 +3718,6 @@
           <w:u w:val="none"/>
         </w:rPr>
         <w:t>ADANI SOLAR ENERGY KUTCHH ONE LIMITED</w:t>
-      </w:r>
-    </w:p>
-    <w:p>
-      <w:pPr>
-        <w:spacing w:before="0" w:after="20"/>
-        <w:jc w:val="left"/>
-      </w:pPr>
-      <w:r>
-        <w:rPr>
-          <w:rFonts w:ascii="Adani" w:hAnsi="Adani"/>
-          <w:b/>
-          <w:sz w:val="20"/>
-          <w:u w:val="none"/>
-        </w:rPr>
-        <w:t>ADANI SOLAR ENERGY FOUR LIMITED</w:t>
       </w:r>
     </w:p>
     <w:p>
@@ -3675,21 +3777,6 @@
           <w:sz w:val="20"/>
           <w:u w:val="none"/>
         </w:rPr>
-        <w:t>ADANI POWER LIMITED</w:t>
-      </w:r>
-    </w:p>
-    <w:p>
-      <w:pPr>
-        <w:spacing w:before="0" w:after="20"/>
-        <w:jc w:val="left"/>
-      </w:pPr>
-      <w:r>
-        <w:rPr>
-          <w:rFonts w:ascii="Adani" w:hAnsi="Adani"/>
-          <w:b/>
-          <w:sz w:val="20"/>
-          <w:u w:val="none"/>
-        </w:rPr>
         <w:t>ADANI POWER MAHARASHTRA LIMITED</w:t>
       </w:r>
     </w:p>
@@ -3720,7 +3807,7 @@
           <w:sz w:val="20"/>
           <w:u w:val="none"/>
         </w:rPr>
-        <w:t>METALEX COMMODITIES PRIVATE LIMITED</w:t>
+        <w:t>VINPACK AGRO PRIVATE LIMITED</w:t>
       </w:r>
     </w:p>
     <w:p>
@@ -3811,7 +3898,7 @@
           <w:sz w:val="20"/>
           <w:u w:val="none"/>
         </w:rPr>
-        <w:t>ADANI SOLAR ENERGY KUTCHH ONE LIMITED</w:t>
+        <w:t>ADANI SOLAR ENERGY FOUR LIMITED</w:t>
       </w:r>
     </w:p>
     <w:p>
@@ -3826,7 +3913,22 @@
           <w:sz w:val="20"/>
           <w:u w:val="none"/>
         </w:rPr>
-        <w:t>ADANI SOLAR ENERGY FOUR LIMITED</w:t>
+        <w:t>SURAJKIRAN SOLAR TECHNOLOGIES LIMITED</w:t>
+      </w:r>
+    </w:p>
+    <w:p>
+      <w:pPr>
+        <w:spacing w:before="0" w:after="20"/>
+        <w:jc w:val="left"/>
+      </w:pPr>
+      <w:r>
+        <w:rPr>
+          <w:rFonts w:ascii="Adani" w:hAnsi="Adani"/>
+          <w:b w:val="0"/>
+          <w:sz w:val="20"/>
+          <w:u w:val="none"/>
+        </w:rPr>
+        <w:t>ADANI SOLAR ENERGY KUTCHH ONE LIMITED</w:t>
       </w:r>
     </w:p>
     <w:p>
@@ -3857,21 +3959,6 @@
           <w:u w:val="none"/>
         </w:rPr>
         <w:t>ASIAN GRANITO INDIA LIMITED</w:t>
-      </w:r>
-    </w:p>
-    <w:p>
-      <w:pPr>
-        <w:spacing w:before="0" w:after="20"/>
-        <w:jc w:val="left"/>
-      </w:pPr>
-      <w:r>
-        <w:rPr>
-          <w:rFonts w:ascii="Adani" w:hAnsi="Adani"/>
-          <w:b w:val="0"/>
-          <w:sz w:val="20"/>
-          <w:u w:val="none"/>
-        </w:rPr>
-        <w:t>ADANI POWER LIMITED</w:t>
       </w:r>
     </w:p>
     <w:p>
@@ -3966,7 +4053,7 @@
           <w:sz w:val="20"/>
           <w:u w:val="none"/>
         </w:rPr>
-        <w:t>ADANI SOLAR ENERGY AP SIX PRIVATE LIMITED</w:t>
+        <w:t>ADANI SOLAR ENERGY KUTCHH TWO PRIVATE LIMITED</w:t>
       </w:r>
     </w:p>
     <w:p>
@@ -3981,7 +4068,7 @@
           <w:sz w:val="20"/>
           <w:u w:val="none"/>
         </w:rPr>
-        <w:t>ADANI SOLAR ENERGY KUTCHH TWO PRIVATE LIMITED</w:t>
+        <w:t>ADANI SOLAR ENERGY AP SIX PRIVATE LIMITED</w:t>
       </w:r>
     </w:p>
     <w:p>
@@ -4011,7 +4098,7 @@
           <w:sz w:val="20"/>
           <w:u w:val="none"/>
         </w:rPr>
-        <w:t>METALEX COMMODITIES PRIVATE LIMITED</w:t>
+        <w:t>VINPACK AGRO PRIVATE LIMITED</w:t>
       </w:r>
     </w:p>
     <w:p>
@@ -4972,6 +5059,120 @@
                 <w:sz w:val="18"/>
                 <w:u w:val="none"/>
               </w:rPr>
+              <w:t>U40106GJ2016PTC086542</w:t>
+            </w:r>
+          </w:p>
+        </w:tc>
+        <w:tc>
+          <w:tcPr>
+            <w:tcW w:type="dxa" w:w="4252"/>
+            <w:shd w:val="clear" w:color="auto" w:fill="FFFFFF"/>
+            <w:tcBorders>
+              <w:top w:val="single" w:sz="4" w:space="0" w:color="000000"/>
+              <w:left w:val="single" w:sz="4" w:space="0" w:color="000000"/>
+              <w:bottom w:val="single" w:sz="4" w:space="0" w:color="000000"/>
+              <w:right w:val="single" w:sz="4" w:space="0" w:color="000000"/>
+            </w:tcBorders>
+            <w:vAlign w:val="center"/>
+          </w:tcPr>
+          <w:p>
+            <w:pPr>
+              <w:spacing w:before="40" w:after="40"/>
+              <w:jc w:val="left"/>
+            </w:pPr>
+            <w:r>
+              <w:rPr>
+                <w:rFonts w:ascii="Adani" w:hAnsi="Adani"/>
+                <w:b w:val="0"/>
+                <w:sz w:val="18"/>
+                <w:u w:val="none"/>
+              </w:rPr>
+              <w:t>ADANI SOLAR ENERGY KUTCHH TWO PRIVATE LIMITED</w:t>
+            </w:r>
+          </w:p>
+        </w:tc>
+        <w:tc>
+          <w:tcPr>
+            <w:tcW w:type="dxa" w:w="1587"/>
+            <w:shd w:val="clear" w:color="auto" w:fill="FFFFFF"/>
+            <w:tcBorders>
+              <w:top w:val="single" w:sz="4" w:space="0" w:color="000000"/>
+              <w:left w:val="single" w:sz="4" w:space="0" w:color="000000"/>
+              <w:bottom w:val="single" w:sz="4" w:space="0" w:color="000000"/>
+              <w:right w:val="single" w:sz="4" w:space="0" w:color="000000"/>
+            </w:tcBorders>
+            <w:vAlign w:val="center"/>
+          </w:tcPr>
+          <w:p>
+            <w:pPr>
+              <w:spacing w:before="40" w:after="40"/>
+              <w:jc w:val="left"/>
+            </w:pPr>
+            <w:r>
+              <w:rPr>
+                <w:rFonts w:ascii="Adani" w:hAnsi="Adani"/>
+                <w:b w:val="0"/>
+                <w:sz w:val="18"/>
+                <w:u w:val="none"/>
+              </w:rPr>
+              <w:t>Director</w:t>
+            </w:r>
+          </w:p>
+        </w:tc>
+        <w:tc>
+          <w:tcPr>
+            <w:tcW w:type="dxa" w:w="1304"/>
+            <w:shd w:val="clear" w:color="auto" w:fill="FFFFFF"/>
+            <w:tcBorders>
+              <w:top w:val="single" w:sz="4" w:space="0" w:color="000000"/>
+              <w:left w:val="single" w:sz="4" w:space="0" w:color="000000"/>
+              <w:bottom w:val="single" w:sz="4" w:space="0" w:color="000000"/>
+              <w:right w:val="single" w:sz="4" w:space="0" w:color="000000"/>
+            </w:tcBorders>
+            <w:vAlign w:val="center"/>
+          </w:tcPr>
+          <w:p>
+            <w:pPr>
+              <w:spacing w:before="40" w:after="40"/>
+              <w:jc w:val="left"/>
+            </w:pPr>
+            <w:r>
+              <w:rPr>
+                <w:rFonts w:ascii="Adani" w:hAnsi="Adani"/>
+                <w:b w:val="0"/>
+                <w:sz w:val="18"/>
+                <w:u w:val="none"/>
+              </w:rPr>
+              <w:t>10/03/2022</w:t>
+            </w:r>
+          </w:p>
+        </w:tc>
+      </w:tr>
+      <w:tr>
+        <w:tc>
+          <w:tcPr>
+            <w:tcW w:type="dxa" w:w="2268"/>
+            <w:shd w:val="clear" w:color="auto" w:fill="FFFFFF"/>
+            <w:tcBorders>
+              <w:top w:val="single" w:sz="4" w:space="0" w:color="000000"/>
+              <w:left w:val="single" w:sz="4" w:space="0" w:color="000000"/>
+              <w:bottom w:val="single" w:sz="4" w:space="0" w:color="000000"/>
+              <w:right w:val="single" w:sz="4" w:space="0" w:color="000000"/>
+            </w:tcBorders>
+            <w:vAlign w:val="center"/>
+          </w:tcPr>
+          <w:p>
+            <w:pPr>
+              <w:spacing w:before="40" w:after="40"/>
+              <w:jc w:val="left"/>
+            </w:pPr>
+            <w:r>
+              <w:rPr>
+                <w:rFonts w:ascii="Adani" w:hAnsi="Adani"/>
+                <w:b w:val="0"/>
+                <w:sz w:val="18"/>
+                <w:u w:val="none"/>
+              </w:rPr>
               <w:t>U74140GJ2015PTC166455</w:t>
             </w:r>
           </w:p>
@@ -5086,7 +5287,7 @@
                 <w:sz w:val="18"/>
                 <w:u w:val="none"/>
               </w:rPr>
-              <w:t>U40106GJ2016PTC086542</w:t>
+              <w:t>U40106GJ2016PLC085576</w:t>
             </w:r>
           </w:p>
         </w:tc>
@@ -5114,7 +5315,121 @@
                 <w:sz w:val="18"/>
                 <w:u w:val="none"/>
               </w:rPr>
-              <w:t>ADANI SOLAR ENERGY KUTCHH TWO PRIVATE LIMITED</w:t>
+              <w:t>ADANI SOLAR ENERGY FOUR LIMITED</w:t>
+            </w:r>
+          </w:p>
+        </w:tc>
+        <w:tc>
+          <w:tcPr>
+            <w:tcW w:type="dxa" w:w="1587"/>
+            <w:shd w:val="clear" w:color="auto" w:fill="FFFFFF"/>
+            <w:tcBorders>
+              <w:top w:val="single" w:sz="4" w:space="0" w:color="000000"/>
+              <w:left w:val="single" w:sz="4" w:space="0" w:color="000000"/>
+              <w:bottom w:val="single" w:sz="4" w:space="0" w:color="000000"/>
+              <w:right w:val="single" w:sz="4" w:space="0" w:color="000000"/>
+            </w:tcBorders>
+            <w:vAlign w:val="center"/>
+          </w:tcPr>
+          <w:p>
+            <w:pPr>
+              <w:spacing w:before="40" w:after="40"/>
+              <w:jc w:val="left"/>
+            </w:pPr>
+            <w:r>
+              <w:rPr>
+                <w:rFonts w:ascii="Adani" w:hAnsi="Adani"/>
+                <w:b w:val="0"/>
+                <w:sz w:val="18"/>
+                <w:u w:val="none"/>
+              </w:rPr>
+              <w:t>Director</w:t>
+            </w:r>
+          </w:p>
+        </w:tc>
+        <w:tc>
+          <w:tcPr>
+            <w:tcW w:type="dxa" w:w="1304"/>
+            <w:shd w:val="clear" w:color="auto" w:fill="FFFFFF"/>
+            <w:tcBorders>
+              <w:top w:val="single" w:sz="4" w:space="0" w:color="000000"/>
+              <w:left w:val="single" w:sz="4" w:space="0" w:color="000000"/>
+              <w:bottom w:val="single" w:sz="4" w:space="0" w:color="000000"/>
+              <w:right w:val="single" w:sz="4" w:space="0" w:color="000000"/>
+            </w:tcBorders>
+            <w:vAlign w:val="center"/>
+          </w:tcPr>
+          <w:p>
+            <w:pPr>
+              <w:spacing w:before="40" w:after="40"/>
+              <w:jc w:val="left"/>
+            </w:pPr>
+            <w:r>
+              <w:rPr>
+                <w:rFonts w:ascii="Adani" w:hAnsi="Adani"/>
+                <w:b w:val="0"/>
+                <w:sz w:val="18"/>
+                <w:u w:val="none"/>
+              </w:rPr>
+              <w:t>10/03/2022</w:t>
+            </w:r>
+          </w:p>
+        </w:tc>
+      </w:tr>
+      <w:tr>
+        <w:tc>
+          <w:tcPr>
+            <w:tcW w:type="dxa" w:w="2268"/>
+            <w:shd w:val="clear" w:color="auto" w:fill="FFFFFF"/>
+            <w:tcBorders>
+              <w:top w:val="single" w:sz="4" w:space="0" w:color="000000"/>
+              <w:left w:val="single" w:sz="4" w:space="0" w:color="000000"/>
+              <w:bottom w:val="single" w:sz="4" w:space="0" w:color="000000"/>
+              <w:right w:val="single" w:sz="4" w:space="0" w:color="000000"/>
+            </w:tcBorders>
+            <w:vAlign w:val="center"/>
+          </w:tcPr>
+          <w:p>
+            <w:pPr>
+              <w:spacing w:before="40" w:after="40"/>
+              <w:jc w:val="left"/>
+            </w:pPr>
+            <w:r>
+              <w:rPr>
+                <w:rFonts w:ascii="Adani" w:hAnsi="Adani"/>
+                <w:b w:val="0"/>
+                <w:sz w:val="18"/>
+                <w:u w:val="none"/>
+              </w:rPr>
+              <w:t>U74140GJ2015PLC127993</w:t>
+            </w:r>
+          </w:p>
+        </w:tc>
+        <w:tc>
+          <w:tcPr>
+            <w:tcW w:type="dxa" w:w="4252"/>
+            <w:shd w:val="clear" w:color="auto" w:fill="FFFFFF"/>
+            <w:tcBorders>
+              <w:top w:val="single" w:sz="4" w:space="0" w:color="000000"/>
+              <w:left w:val="single" w:sz="4" w:space="0" w:color="000000"/>
+              <w:bottom w:val="single" w:sz="4" w:space="0" w:color="000000"/>
+              <w:right w:val="single" w:sz="4" w:space="0" w:color="000000"/>
+            </w:tcBorders>
+            <w:vAlign w:val="center"/>
+          </w:tcPr>
+          <w:p>
+            <w:pPr>
+              <w:spacing w:before="40" w:after="40"/>
+              <w:jc w:val="left"/>
+            </w:pPr>
+            <w:r>
+              <w:rPr>
+                <w:rFonts w:ascii="Adani" w:hAnsi="Adani"/>
+                <w:b w:val="0"/>
+                <w:sz w:val="18"/>
+                <w:u w:val="none"/>
+              </w:rPr>
+              <w:t>SURAJKIRAN SOLAR TECHNOLOGIES LIMITED</w:t>
             </w:r>
           </w:p>
         </w:tc>
@@ -5229,120 +5544,6 @@
                 <w:u w:val="none"/>
               </w:rPr>
               <w:t>ADANI SOLAR ENERGY KUTCHH ONE LIMITED</w:t>
-            </w:r>
-          </w:p>
-        </w:tc>
-        <w:tc>
-          <w:tcPr>
-            <w:tcW w:type="dxa" w:w="1587"/>
-            <w:shd w:val="clear" w:color="auto" w:fill="FFFFFF"/>
-            <w:tcBorders>
-              <w:top w:val="single" w:sz="4" w:space="0" w:color="000000"/>
-              <w:left w:val="single" w:sz="4" w:space="0" w:color="000000"/>
-              <w:bottom w:val="single" w:sz="4" w:space="0" w:color="000000"/>
-              <w:right w:val="single" w:sz="4" w:space="0" w:color="000000"/>
-            </w:tcBorders>
-            <w:vAlign w:val="center"/>
-          </w:tcPr>
-          <w:p>
-            <w:pPr>
-              <w:spacing w:before="40" w:after="40"/>
-              <w:jc w:val="left"/>
-            </w:pPr>
-            <w:r>
-              <w:rPr>
-                <w:rFonts w:ascii="Adani" w:hAnsi="Adani"/>
-                <w:b w:val="0"/>
-                <w:sz w:val="18"/>
-                <w:u w:val="none"/>
-              </w:rPr>
-              <w:t>Director</w:t>
-            </w:r>
-          </w:p>
-        </w:tc>
-        <w:tc>
-          <w:tcPr>
-            <w:tcW w:type="dxa" w:w="1304"/>
-            <w:shd w:val="clear" w:color="auto" w:fill="FFFFFF"/>
-            <w:tcBorders>
-              <w:top w:val="single" w:sz="4" w:space="0" w:color="000000"/>
-              <w:left w:val="single" w:sz="4" w:space="0" w:color="000000"/>
-              <w:bottom w:val="single" w:sz="4" w:space="0" w:color="000000"/>
-              <w:right w:val="single" w:sz="4" w:space="0" w:color="000000"/>
-            </w:tcBorders>
-            <w:vAlign w:val="center"/>
-          </w:tcPr>
-          <w:p>
-            <w:pPr>
-              <w:spacing w:before="40" w:after="40"/>
-              <w:jc w:val="left"/>
-            </w:pPr>
-            <w:r>
-              <w:rPr>
-                <w:rFonts w:ascii="Adani" w:hAnsi="Adani"/>
-                <w:b w:val="0"/>
-                <w:sz w:val="18"/>
-                <w:u w:val="none"/>
-              </w:rPr>
-              <w:t>10/03/2022</w:t>
-            </w:r>
-          </w:p>
-        </w:tc>
-      </w:tr>
-      <w:tr>
-        <w:tc>
-          <w:tcPr>
-            <w:tcW w:type="dxa" w:w="2268"/>
-            <w:shd w:val="clear" w:color="auto" w:fill="FFFFFF"/>
-            <w:tcBorders>
-              <w:top w:val="single" w:sz="4" w:space="0" w:color="000000"/>
-              <w:left w:val="single" w:sz="4" w:space="0" w:color="000000"/>
-              <w:bottom w:val="single" w:sz="4" w:space="0" w:color="000000"/>
-              <w:right w:val="single" w:sz="4" w:space="0" w:color="000000"/>
-            </w:tcBorders>
-            <w:vAlign w:val="center"/>
-          </w:tcPr>
-          <w:p>
-            <w:pPr>
-              <w:spacing w:before="40" w:after="40"/>
-              <w:jc w:val="left"/>
-            </w:pPr>
-            <w:r>
-              <w:rPr>
-                <w:rFonts w:ascii="Adani" w:hAnsi="Adani"/>
-                <w:b w:val="0"/>
-                <w:sz w:val="18"/>
-                <w:u w:val="none"/>
-              </w:rPr>
-              <w:t>U40106GJ2016PLC085576</w:t>
-            </w:r>
-          </w:p>
-        </w:tc>
-        <w:tc>
-          <w:tcPr>
-            <w:tcW w:type="dxa" w:w="4252"/>
-            <w:shd w:val="clear" w:color="auto" w:fill="FFFFFF"/>
-            <w:tcBorders>
-              <w:top w:val="single" w:sz="4" w:space="0" w:color="000000"/>
-              <w:left w:val="single" w:sz="4" w:space="0" w:color="000000"/>
-              <w:bottom w:val="single" w:sz="4" w:space="0" w:color="000000"/>
-              <w:right w:val="single" w:sz="4" w:space="0" w:color="000000"/>
-            </w:tcBorders>
-            <w:vAlign w:val="center"/>
-          </w:tcPr>
-          <w:p>
-            <w:pPr>
-              <w:spacing w:before="40" w:after="40"/>
-              <w:jc w:val="left"/>
-            </w:pPr>
-            <w:r>
-              <w:rPr>
-                <w:rFonts w:ascii="Adani" w:hAnsi="Adani"/>
-                <w:b w:val="0"/>
-                <w:sz w:val="18"/>
-                <w:u w:val="none"/>
-              </w:rPr>
-              <w:t>ADANI SOLAR ENERGY FOUR LIMITED</w:t>
             </w:r>
           </w:p>
         </w:tc>
@@ -5770,120 +5971,6 @@
                 <w:sz w:val="18"/>
                 <w:u w:val="none"/>
               </w:rPr>
-              <w:t>L40100GJ1996PLC030533</w:t>
-            </w:r>
-          </w:p>
-        </w:tc>
-        <w:tc>
-          <w:tcPr>
-            <w:tcW w:type="dxa" w:w="4252"/>
-            <w:shd w:val="clear" w:color="auto" w:fill="FFFFFF"/>
-            <w:tcBorders>
-              <w:top w:val="single" w:sz="4" w:space="0" w:color="000000"/>
-              <w:left w:val="single" w:sz="4" w:space="0" w:color="000000"/>
-              <w:bottom w:val="single" w:sz="4" w:space="0" w:color="000000"/>
-              <w:right w:val="single" w:sz="4" w:space="0" w:color="000000"/>
-            </w:tcBorders>
-            <w:vAlign w:val="center"/>
-          </w:tcPr>
-          <w:p>
-            <w:pPr>
-              <w:spacing w:before="40" w:after="40"/>
-              <w:jc w:val="left"/>
-            </w:pPr>
-            <w:r>
-              <w:rPr>
-                <w:rFonts w:ascii="Adani" w:hAnsi="Adani"/>
-                <w:b w:val="0"/>
-                <w:sz w:val="18"/>
-                <w:u w:val="none"/>
-              </w:rPr>
-              <w:t>ADANI POWER LIMITED</w:t>
-            </w:r>
-          </w:p>
-        </w:tc>
-        <w:tc>
-          <w:tcPr>
-            <w:tcW w:type="dxa" w:w="1587"/>
-            <w:shd w:val="clear" w:color="auto" w:fill="FFFFFF"/>
-            <w:tcBorders>
-              <w:top w:val="single" w:sz="4" w:space="0" w:color="000000"/>
-              <w:left w:val="single" w:sz="4" w:space="0" w:color="000000"/>
-              <w:bottom w:val="single" w:sz="4" w:space="0" w:color="000000"/>
-              <w:right w:val="single" w:sz="4" w:space="0" w:color="000000"/>
-            </w:tcBorders>
-            <w:vAlign w:val="center"/>
-          </w:tcPr>
-          <w:p>
-            <w:pPr>
-              <w:spacing w:before="40" w:after="40"/>
-              <w:jc w:val="left"/>
-            </w:pPr>
-            <w:r>
-              <w:rPr>
-                <w:rFonts w:ascii="Adani" w:hAnsi="Adani"/>
-                <w:b w:val="0"/>
-                <w:sz w:val="18"/>
-                <w:u w:val="none"/>
-              </w:rPr>
-              <w:t>Director</w:t>
-            </w:r>
-          </w:p>
-        </w:tc>
-        <w:tc>
-          <w:tcPr>
-            <w:tcW w:type="dxa" w:w="1304"/>
-            <w:shd w:val="clear" w:color="auto" w:fill="FFFFFF"/>
-            <w:tcBorders>
-              <w:top w:val="single" w:sz="4" w:space="0" w:color="000000"/>
-              <w:left w:val="single" w:sz="4" w:space="0" w:color="000000"/>
-              <w:bottom w:val="single" w:sz="4" w:space="0" w:color="000000"/>
-              <w:right w:val="single" w:sz="4" w:space="0" w:color="000000"/>
-            </w:tcBorders>
-            <w:vAlign w:val="center"/>
-          </w:tcPr>
-          <w:p>
-            <w:pPr>
-              <w:spacing w:before="40" w:after="40"/>
-              <w:jc w:val="left"/>
-            </w:pPr>
-            <w:r>
-              <w:rPr>
-                <w:rFonts w:ascii="Adani" w:hAnsi="Adani"/>
-                <w:b w:val="0"/>
-                <w:sz w:val="18"/>
-                <w:u w:val="none"/>
-              </w:rPr>
-              <w:t>31/03/2018</w:t>
-            </w:r>
-          </w:p>
-        </w:tc>
-      </w:tr>
-      <w:tr>
-        <w:tc>
-          <w:tcPr>
-            <w:tcW w:type="dxa" w:w="2268"/>
-            <w:shd w:val="clear" w:color="auto" w:fill="FFFFFF"/>
-            <w:tcBorders>
-              <w:top w:val="single" w:sz="4" w:space="0" w:color="000000"/>
-              <w:left w:val="single" w:sz="4" w:space="0" w:color="000000"/>
-              <w:bottom w:val="single" w:sz="4" w:space="0" w:color="000000"/>
-              <w:right w:val="single" w:sz="4" w:space="0" w:color="000000"/>
-            </w:tcBorders>
-            <w:vAlign w:val="center"/>
-          </w:tcPr>
-          <w:p>
-            <w:pPr>
-              <w:spacing w:before="40" w:after="40"/>
-              <w:jc w:val="left"/>
-            </w:pPr>
-            <w:r>
-              <w:rPr>
-                <w:rFonts w:ascii="Adani" w:hAnsi="Adani"/>
-                <w:b w:val="0"/>
-                <w:sz w:val="18"/>
-                <w:u w:val="none"/>
-              </w:rPr>
               <w:t>U40101GJ2007PLC050506</w:t>
             </w:r>
           </w:p>
@@ -6112,7 +6199,7 @@
                 <w:sz w:val="18"/>
                 <w:u w:val="none"/>
               </w:rPr>
-              <w:t>U51430GJ2012PTC069022</w:t>
+              <w:t>U15131GJ1998PTC035097</w:t>
             </w:r>
           </w:p>
         </w:tc>
@@ -6140,7 +6227,7 @@
                 <w:sz w:val="18"/>
                 <w:u w:val="none"/>
               </w:rPr>
-              <w:t>METALEX COMMODITIES PRIVATE LIMITED</w:t>
+              <w:t>VINPACK AGRO PRIVATE LIMITED</w:t>
             </w:r>
           </w:p>
         </w:tc>
@@ -6196,7 +6283,7 @@
                 <w:sz w:val="18"/>
                 <w:u w:val="none"/>
               </w:rPr>
-              <w:t>14/02/2012</w:t>
+              <w:t>10/12/1998</w:t>
             </w:r>
           </w:p>
         </w:tc>

--- a/Backend/Director_Disclosure/Output_Disclosures/2024-25/AAJKAL_INVESTMENTS_PRIVATE_LIMITED/MBP-1/MBP1_MUKESH_MAHENDRABHAI_SHAH_00084402.docx
+++ b/Backend/Director_Disclosure/Output_Disclosures/2024-25/AAJKAL_INVESTMENTS_PRIVATE_LIMITED/MBP-1/MBP1_MUKESH_MAHENDRABHAI_SHAH_00084402.docx
@@ -2414,7 +2414,7 @@
                 <w:sz w:val="18"/>
                 <w:u w:val="none"/>
               </w:rPr>
-              <w:t>Date:   15th May, 2026</w:t>
+              <w:t>Date:   27th May, 2026</w:t>
             </w:r>
           </w:p>
         </w:tc>
@@ -3451,7 +3451,7 @@
                 <w:sz w:val="18"/>
                 <w:u w:val="none"/>
               </w:rPr>
-              <w:t>Date:   15th May, 2026</w:t>
+              <w:t>Date:   27th May, 2026</w:t>
             </w:r>
           </w:p>
         </w:tc>
@@ -3612,7 +3612,7 @@
           <w:sz w:val="20"/>
           <w:u w:val="none"/>
         </w:rPr>
-        <w:t>15th May, 2026</w:t>
+        <w:t>27th May, 2026</w:t>
       </w:r>
     </w:p>
     <w:p>

--- a/Backend/Director_Disclosure/Output_Disclosures/2024-25/AAJKAL_INVESTMENTS_PRIVATE_LIMITED/MBP-1/MBP1_MUKESH_MAHENDRABHAI_SHAH_00084402.docx
+++ b/Backend/Director_Disclosure/Output_Disclosures/2024-25/AAJKAL_INVESTMENTS_PRIVATE_LIMITED/MBP-1/MBP1_MUKESH_MAHENDRABHAI_SHAH_00084402.docx
@@ -815,7 +815,7 @@
                 <w:sz w:val="18"/>
                 <w:u w:val="none"/>
               </w:rPr>
-              <w:t>SURAJKIRAN SOLAR TECHNOLOGIES LIMITED</w:t>
+              <w:t>ADANI SOLAR ENERGY KUTCHH ONE LIMITED</w:t>
             </w:r>
           </w:p>
         </w:tc>
@@ -957,290 +957,6 @@
                 <w:sz w:val="18"/>
                 <w:u w:val="none"/>
               </w:rPr>
-              <w:t>ADANI SOLAR ENERGY KUTCHH ONE LIMITED</w:t>
-            </w:r>
-          </w:p>
-        </w:tc>
-        <w:tc>
-          <w:tcPr>
-            <w:tcW w:type="dxa" w:w="1814"/>
-            <w:shd w:val="clear" w:color="auto" w:fill="FFFFFF"/>
-            <w:tcBorders>
-              <w:top w:val="single" w:sz="4" w:space="0" w:color="000000"/>
-              <w:left w:val="single" w:sz="4" w:space="0" w:color="000000"/>
-              <w:bottom w:val="single" w:sz="4" w:space="0" w:color="000000"/>
-              <w:right w:val="single" w:sz="4" w:space="0" w:color="000000"/>
-            </w:tcBorders>
-            <w:vAlign w:val="center"/>
-          </w:tcPr>
-          <w:p>
-            <w:pPr>
-              <w:spacing w:before="40" w:after="40"/>
-              <w:jc w:val="left"/>
-            </w:pPr>
-            <w:r>
-              <w:rPr>
-                <w:rFonts w:ascii="Adani" w:hAnsi="Adani"/>
-                <w:b w:val="0"/>
-                <w:sz w:val="18"/>
-                <w:u w:val="none"/>
-              </w:rPr>
-              <w:t>Director</w:t>
-            </w:r>
-          </w:p>
-        </w:tc>
-        <w:tc>
-          <w:tcPr>
-            <w:tcW w:type="dxa" w:w="1020"/>
-            <w:shd w:val="clear" w:color="auto" w:fill="FFFFFF"/>
-            <w:tcBorders>
-              <w:top w:val="single" w:sz="4" w:space="0" w:color="000000"/>
-              <w:left w:val="single" w:sz="4" w:space="0" w:color="000000"/>
-              <w:bottom w:val="single" w:sz="4" w:space="0" w:color="000000"/>
-              <w:right w:val="single" w:sz="4" w:space="0" w:color="000000"/>
-            </w:tcBorders>
-            <w:vAlign w:val="center"/>
-          </w:tcPr>
-          <w:p>
-            <w:pPr>
-              <w:spacing w:before="40" w:after="40"/>
-              <w:jc w:val="left"/>
-            </w:pPr>
-            <w:r>
-              <w:rPr>
-                <w:rFonts w:ascii="Adani" w:hAnsi="Adani"/>
-                <w:b w:val="0"/>
-                <w:sz w:val="18"/>
-                <w:u w:val="none"/>
-              </w:rPr>
-              <w:t>NIL</w:t>
-            </w:r>
-          </w:p>
-        </w:tc>
-        <w:tc>
-          <w:tcPr>
-            <w:tcW w:type="dxa" w:w="1247"/>
-            <w:shd w:val="clear" w:color="auto" w:fill="FFFFFF"/>
-            <w:tcBorders>
-              <w:top w:val="single" w:sz="4" w:space="0" w:color="000000"/>
-              <w:left w:val="single" w:sz="4" w:space="0" w:color="000000"/>
-              <w:bottom w:val="single" w:sz="4" w:space="0" w:color="000000"/>
-              <w:right w:val="single" w:sz="4" w:space="0" w:color="000000"/>
-            </w:tcBorders>
-            <w:vAlign w:val="center"/>
-          </w:tcPr>
-          <w:p>
-            <w:pPr>
-              <w:spacing w:before="40" w:after="40"/>
-              <w:jc w:val="left"/>
-            </w:pPr>
-            <w:r>
-              <w:rPr>
-                <w:rFonts w:ascii="Adani" w:hAnsi="Adani"/>
-                <w:b w:val="0"/>
-                <w:sz w:val="18"/>
-                <w:u w:val="none"/>
-              </w:rPr>
-              <w:t>10/03/2022</w:t>
-            </w:r>
-          </w:p>
-        </w:tc>
-      </w:tr>
-      <w:tr>
-        <w:tc>
-          <w:tcPr>
-            <w:tcW w:type="dxa" w:w="680"/>
-            <w:shd w:val="clear" w:color="auto" w:fill="FFFFFF"/>
-            <w:tcBorders>
-              <w:top w:val="single" w:sz="4" w:space="0" w:color="000000"/>
-              <w:left w:val="single" w:sz="4" w:space="0" w:color="000000"/>
-              <w:bottom w:val="single" w:sz="4" w:space="0" w:color="000000"/>
-              <w:right w:val="single" w:sz="4" w:space="0" w:color="000000"/>
-            </w:tcBorders>
-            <w:vAlign w:val="center"/>
-          </w:tcPr>
-          <w:p>
-            <w:pPr>
-              <w:spacing w:before="40" w:after="40"/>
-              <w:jc w:val="left"/>
-            </w:pPr>
-            <w:r>
-              <w:rPr>
-                <w:rFonts w:ascii="Adani" w:hAnsi="Adani"/>
-                <w:b w:val="0"/>
-                <w:sz w:val="18"/>
-                <w:u w:val="none"/>
-              </w:rPr>
-              <w:t>6</w:t>
-            </w:r>
-          </w:p>
-        </w:tc>
-        <w:tc>
-          <w:tcPr>
-            <w:tcW w:type="dxa" w:w="3969"/>
-            <w:shd w:val="clear" w:color="auto" w:fill="FFFFFF"/>
-            <w:tcBorders>
-              <w:top w:val="single" w:sz="4" w:space="0" w:color="000000"/>
-              <w:left w:val="single" w:sz="4" w:space="0" w:color="000000"/>
-              <w:bottom w:val="single" w:sz="4" w:space="0" w:color="000000"/>
-              <w:right w:val="single" w:sz="4" w:space="0" w:color="000000"/>
-            </w:tcBorders>
-            <w:vAlign w:val="center"/>
-          </w:tcPr>
-          <w:p>
-            <w:pPr>
-              <w:spacing w:before="40" w:after="40"/>
-              <w:jc w:val="left"/>
-            </w:pPr>
-            <w:r>
-              <w:rPr>
-                <w:rFonts w:ascii="Adani" w:hAnsi="Adani"/>
-                <w:b w:val="0"/>
-                <w:sz w:val="18"/>
-                <w:u w:val="none"/>
-              </w:rPr>
-              <w:t>ADANI POWER RAJASTHAN LIMITED</w:t>
-            </w:r>
-          </w:p>
-        </w:tc>
-        <w:tc>
-          <w:tcPr>
-            <w:tcW w:type="dxa" w:w="1814"/>
-            <w:shd w:val="clear" w:color="auto" w:fill="FFFFFF"/>
-            <w:tcBorders>
-              <w:top w:val="single" w:sz="4" w:space="0" w:color="000000"/>
-              <w:left w:val="single" w:sz="4" w:space="0" w:color="000000"/>
-              <w:bottom w:val="single" w:sz="4" w:space="0" w:color="000000"/>
-              <w:right w:val="single" w:sz="4" w:space="0" w:color="000000"/>
-            </w:tcBorders>
-            <w:vAlign w:val="center"/>
-          </w:tcPr>
-          <w:p>
-            <w:pPr>
-              <w:spacing w:before="40" w:after="40"/>
-              <w:jc w:val="left"/>
-            </w:pPr>
-            <w:r>
-              <w:rPr>
-                <w:rFonts w:ascii="Adani" w:hAnsi="Adani"/>
-                <w:b w:val="0"/>
-                <w:sz w:val="18"/>
-                <w:u w:val="none"/>
-              </w:rPr>
-              <w:t>Director</w:t>
-            </w:r>
-          </w:p>
-        </w:tc>
-        <w:tc>
-          <w:tcPr>
-            <w:tcW w:type="dxa" w:w="1020"/>
-            <w:shd w:val="clear" w:color="auto" w:fill="FFFFFF"/>
-            <w:tcBorders>
-              <w:top w:val="single" w:sz="4" w:space="0" w:color="000000"/>
-              <w:left w:val="single" w:sz="4" w:space="0" w:color="000000"/>
-              <w:bottom w:val="single" w:sz="4" w:space="0" w:color="000000"/>
-              <w:right w:val="single" w:sz="4" w:space="0" w:color="000000"/>
-            </w:tcBorders>
-            <w:vAlign w:val="center"/>
-          </w:tcPr>
-          <w:p>
-            <w:pPr>
-              <w:spacing w:before="40" w:after="40"/>
-              <w:jc w:val="left"/>
-            </w:pPr>
-            <w:r>
-              <w:rPr>
-                <w:rFonts w:ascii="Adani" w:hAnsi="Adani"/>
-                <w:b w:val="0"/>
-                <w:sz w:val="18"/>
-                <w:u w:val="none"/>
-              </w:rPr>
-              <w:t>NIL</w:t>
-            </w:r>
-          </w:p>
-        </w:tc>
-        <w:tc>
-          <w:tcPr>
-            <w:tcW w:type="dxa" w:w="1247"/>
-            <w:shd w:val="clear" w:color="auto" w:fill="FFFFFF"/>
-            <w:tcBorders>
-              <w:top w:val="single" w:sz="4" w:space="0" w:color="000000"/>
-              <w:left w:val="single" w:sz="4" w:space="0" w:color="000000"/>
-              <w:bottom w:val="single" w:sz="4" w:space="0" w:color="000000"/>
-              <w:right w:val="single" w:sz="4" w:space="0" w:color="000000"/>
-            </w:tcBorders>
-            <w:vAlign w:val="center"/>
-          </w:tcPr>
-          <w:p>
-            <w:pPr>
-              <w:spacing w:before="40" w:after="40"/>
-              <w:jc w:val="left"/>
-            </w:pPr>
-            <w:r>
-              <w:rPr>
-                <w:rFonts w:ascii="Adani" w:hAnsi="Adani"/>
-                <w:b w:val="0"/>
-                <w:sz w:val="18"/>
-                <w:u w:val="none"/>
-              </w:rPr>
-              <w:t>21/06/2019</w:t>
-            </w:r>
-          </w:p>
-        </w:tc>
-      </w:tr>
-      <w:tr>
-        <w:tc>
-          <w:tcPr>
-            <w:tcW w:type="dxa" w:w="680"/>
-            <w:shd w:val="clear" w:color="auto" w:fill="FFFFFF"/>
-            <w:tcBorders>
-              <w:top w:val="single" w:sz="4" w:space="0" w:color="000000"/>
-              <w:left w:val="single" w:sz="4" w:space="0" w:color="000000"/>
-              <w:bottom w:val="single" w:sz="4" w:space="0" w:color="000000"/>
-              <w:right w:val="single" w:sz="4" w:space="0" w:color="000000"/>
-            </w:tcBorders>
-            <w:vAlign w:val="center"/>
-          </w:tcPr>
-          <w:p>
-            <w:pPr>
-              <w:spacing w:before="40" w:after="40"/>
-              <w:jc w:val="left"/>
-            </w:pPr>
-            <w:r>
-              <w:rPr>
-                <w:rFonts w:ascii="Adani" w:hAnsi="Adani"/>
-                <w:b w:val="0"/>
-                <w:sz w:val="18"/>
-                <w:u w:val="none"/>
-              </w:rPr>
-              <w:t>7</w:t>
-            </w:r>
-          </w:p>
-        </w:tc>
-        <w:tc>
-          <w:tcPr>
-            <w:tcW w:type="dxa" w:w="3969"/>
-            <w:shd w:val="clear" w:color="auto" w:fill="FFFFFF"/>
-            <w:tcBorders>
-              <w:top w:val="single" w:sz="4" w:space="0" w:color="000000"/>
-              <w:left w:val="single" w:sz="4" w:space="0" w:color="000000"/>
-              <w:bottom w:val="single" w:sz="4" w:space="0" w:color="000000"/>
-              <w:right w:val="single" w:sz="4" w:space="0" w:color="000000"/>
-            </w:tcBorders>
-            <w:vAlign w:val="center"/>
-          </w:tcPr>
-          <w:p>
-            <w:pPr>
-              <w:spacing w:before="40" w:after="40"/>
-              <w:jc w:val="left"/>
-            </w:pPr>
-            <w:r>
-              <w:rPr>
-                <w:rFonts w:ascii="Adani" w:hAnsi="Adani"/>
-                <w:b w:val="0"/>
-                <w:sz w:val="18"/>
-                <w:u w:val="none"/>
-              </w:rPr>
               <w:t>INSPIRON ENGINEERING PRIVATE LIMITED</w:t>
             </w:r>
           </w:p>
@@ -1355,7 +1071,7 @@
                 <w:sz w:val="18"/>
                 <w:u w:val="none"/>
               </w:rPr>
-              <w:t>8</w:t>
+              <w:t>6</w:t>
             </w:r>
           </w:p>
         </w:tc>
@@ -1497,149 +1213,7 @@
                 <w:sz w:val="18"/>
                 <w:u w:val="none"/>
               </w:rPr>
-              <w:t>9</w:t>
-            </w:r>
-          </w:p>
-        </w:tc>
-        <w:tc>
-          <w:tcPr>
-            <w:tcW w:type="dxa" w:w="3969"/>
-            <w:shd w:val="clear" w:color="auto" w:fill="FFFFFF"/>
-            <w:tcBorders>
-              <w:top w:val="single" w:sz="4" w:space="0" w:color="000000"/>
-              <w:left w:val="single" w:sz="4" w:space="0" w:color="000000"/>
-              <w:bottom w:val="single" w:sz="4" w:space="0" w:color="000000"/>
-              <w:right w:val="single" w:sz="4" w:space="0" w:color="000000"/>
-            </w:tcBorders>
-            <w:vAlign w:val="center"/>
-          </w:tcPr>
-          <w:p>
-            <w:pPr>
-              <w:spacing w:before="40" w:after="40"/>
-              <w:jc w:val="left"/>
-            </w:pPr>
-            <w:r>
-              <w:rPr>
-                <w:rFonts w:ascii="Adani" w:hAnsi="Adani"/>
-                <w:b w:val="0"/>
-                <w:sz w:val="18"/>
-                <w:u w:val="none"/>
-              </w:rPr>
-              <w:t>ADANI POWER MAHARASHTRA LIMITED</w:t>
-            </w:r>
-          </w:p>
-        </w:tc>
-        <w:tc>
-          <w:tcPr>
-            <w:tcW w:type="dxa" w:w="1814"/>
-            <w:shd w:val="clear" w:color="auto" w:fill="FFFFFF"/>
-            <w:tcBorders>
-              <w:top w:val="single" w:sz="4" w:space="0" w:color="000000"/>
-              <w:left w:val="single" w:sz="4" w:space="0" w:color="000000"/>
-              <w:bottom w:val="single" w:sz="4" w:space="0" w:color="000000"/>
-              <w:right w:val="single" w:sz="4" w:space="0" w:color="000000"/>
-            </w:tcBorders>
-            <w:vAlign w:val="center"/>
-          </w:tcPr>
-          <w:p>
-            <w:pPr>
-              <w:spacing w:before="40" w:after="40"/>
-              <w:jc w:val="left"/>
-            </w:pPr>
-            <w:r>
-              <w:rPr>
-                <w:rFonts w:ascii="Adani" w:hAnsi="Adani"/>
-                <w:b w:val="0"/>
-                <w:sz w:val="18"/>
-                <w:u w:val="none"/>
-              </w:rPr>
-              <w:t>Director</w:t>
-            </w:r>
-          </w:p>
-        </w:tc>
-        <w:tc>
-          <w:tcPr>
-            <w:tcW w:type="dxa" w:w="1020"/>
-            <w:shd w:val="clear" w:color="auto" w:fill="FFFFFF"/>
-            <w:tcBorders>
-              <w:top w:val="single" w:sz="4" w:space="0" w:color="000000"/>
-              <w:left w:val="single" w:sz="4" w:space="0" w:color="000000"/>
-              <w:bottom w:val="single" w:sz="4" w:space="0" w:color="000000"/>
-              <w:right w:val="single" w:sz="4" w:space="0" w:color="000000"/>
-            </w:tcBorders>
-            <w:vAlign w:val="center"/>
-          </w:tcPr>
-          <w:p>
-            <w:pPr>
-              <w:spacing w:before="40" w:after="40"/>
-              <w:jc w:val="left"/>
-            </w:pPr>
-            <w:r>
-              <w:rPr>
-                <w:rFonts w:ascii="Adani" w:hAnsi="Adani"/>
-                <w:b w:val="0"/>
-                <w:sz w:val="18"/>
-                <w:u w:val="none"/>
-              </w:rPr>
-              <w:t>NIL</w:t>
-            </w:r>
-          </w:p>
-        </w:tc>
-        <w:tc>
-          <w:tcPr>
-            <w:tcW w:type="dxa" w:w="1247"/>
-            <w:shd w:val="clear" w:color="auto" w:fill="FFFFFF"/>
-            <w:tcBorders>
-              <w:top w:val="single" w:sz="4" w:space="0" w:color="000000"/>
-              <w:left w:val="single" w:sz="4" w:space="0" w:color="000000"/>
-              <w:bottom w:val="single" w:sz="4" w:space="0" w:color="000000"/>
-              <w:right w:val="single" w:sz="4" w:space="0" w:color="000000"/>
-            </w:tcBorders>
-            <w:vAlign w:val="center"/>
-          </w:tcPr>
-          <w:p>
-            <w:pPr>
-              <w:spacing w:before="40" w:after="40"/>
-              <w:jc w:val="left"/>
-            </w:pPr>
-            <w:r>
-              <w:rPr>
-                <w:rFonts w:ascii="Adani" w:hAnsi="Adani"/>
-                <w:b w:val="0"/>
-                <w:sz w:val="18"/>
-                <w:u w:val="none"/>
-              </w:rPr>
-              <w:t>31/03/2018</w:t>
-            </w:r>
-          </w:p>
-        </w:tc>
-      </w:tr>
-      <w:tr>
-        <w:tc>
-          <w:tcPr>
-            <w:tcW w:type="dxa" w:w="680"/>
-            <w:shd w:val="clear" w:color="auto" w:fill="FFFFFF"/>
-            <w:tcBorders>
-              <w:top w:val="single" w:sz="4" w:space="0" w:color="000000"/>
-              <w:left w:val="single" w:sz="4" w:space="0" w:color="000000"/>
-              <w:bottom w:val="single" w:sz="4" w:space="0" w:color="000000"/>
-              <w:right w:val="single" w:sz="4" w:space="0" w:color="000000"/>
-            </w:tcBorders>
-            <w:vAlign w:val="center"/>
-          </w:tcPr>
-          <w:p>
-            <w:pPr>
-              <w:spacing w:before="40" w:after="40"/>
-              <w:jc w:val="left"/>
-            </w:pPr>
-            <w:r>
-              <w:rPr>
-                <w:rFonts w:ascii="Adani" w:hAnsi="Adani"/>
-                <w:b w:val="0"/>
-                <w:sz w:val="18"/>
-                <w:u w:val="none"/>
-              </w:rPr>
-              <w:t>10</w:t>
+              <w:t>7</w:t>
             </w:r>
           </w:p>
         </w:tc>
@@ -1781,149 +1355,7 @@
                 <w:sz w:val="18"/>
                 <w:u w:val="none"/>
               </w:rPr>
-              <w:t>11</w:t>
-            </w:r>
-          </w:p>
-        </w:tc>
-        <w:tc>
-          <w:tcPr>
-            <w:tcW w:type="dxa" w:w="3969"/>
-            <w:shd w:val="clear" w:color="auto" w:fill="FFFFFF"/>
-            <w:tcBorders>
-              <w:top w:val="single" w:sz="4" w:space="0" w:color="000000"/>
-              <w:left w:val="single" w:sz="4" w:space="0" w:color="000000"/>
-              <w:bottom w:val="single" w:sz="4" w:space="0" w:color="000000"/>
-              <w:right w:val="single" w:sz="4" w:space="0" w:color="000000"/>
-            </w:tcBorders>
-            <w:vAlign w:val="center"/>
-          </w:tcPr>
-          <w:p>
-            <w:pPr>
-              <w:spacing w:before="40" w:after="40"/>
-              <w:jc w:val="left"/>
-            </w:pPr>
-            <w:r>
-              <w:rPr>
-                <w:rFonts w:ascii="Adani" w:hAnsi="Adani"/>
-                <w:b w:val="0"/>
-                <w:sz w:val="18"/>
-                <w:u w:val="none"/>
-              </w:rPr>
-              <w:t>VINPACK AGRO PRIVATE LIMITED</w:t>
-            </w:r>
-          </w:p>
-        </w:tc>
-        <w:tc>
-          <w:tcPr>
-            <w:tcW w:type="dxa" w:w="1814"/>
-            <w:shd w:val="clear" w:color="auto" w:fill="FFFFFF"/>
-            <w:tcBorders>
-              <w:top w:val="single" w:sz="4" w:space="0" w:color="000000"/>
-              <w:left w:val="single" w:sz="4" w:space="0" w:color="000000"/>
-              <w:bottom w:val="single" w:sz="4" w:space="0" w:color="000000"/>
-              <w:right w:val="single" w:sz="4" w:space="0" w:color="000000"/>
-            </w:tcBorders>
-            <w:vAlign w:val="center"/>
-          </w:tcPr>
-          <w:p>
-            <w:pPr>
-              <w:spacing w:before="40" w:after="40"/>
-              <w:jc w:val="left"/>
-            </w:pPr>
-            <w:r>
-              <w:rPr>
-                <w:rFonts w:ascii="Adani" w:hAnsi="Adani"/>
-                <w:b w:val="0"/>
-                <w:sz w:val="18"/>
-                <w:u w:val="none"/>
-              </w:rPr>
-              <w:t>Director</w:t>
-            </w:r>
-          </w:p>
-        </w:tc>
-        <w:tc>
-          <w:tcPr>
-            <w:tcW w:type="dxa" w:w="1020"/>
-            <w:shd w:val="clear" w:color="auto" w:fill="FFFFFF"/>
-            <w:tcBorders>
-              <w:top w:val="single" w:sz="4" w:space="0" w:color="000000"/>
-              <w:left w:val="single" w:sz="4" w:space="0" w:color="000000"/>
-              <w:bottom w:val="single" w:sz="4" w:space="0" w:color="000000"/>
-              <w:right w:val="single" w:sz="4" w:space="0" w:color="000000"/>
-            </w:tcBorders>
-            <w:vAlign w:val="center"/>
-          </w:tcPr>
-          <w:p>
-            <w:pPr>
-              <w:spacing w:before="40" w:after="40"/>
-              <w:jc w:val="left"/>
-            </w:pPr>
-            <w:r>
-              <w:rPr>
-                <w:rFonts w:ascii="Adani" w:hAnsi="Adani"/>
-                <w:b w:val="0"/>
-                <w:sz w:val="18"/>
-                <w:u w:val="none"/>
-              </w:rPr>
-              <w:t>NIL</w:t>
-            </w:r>
-          </w:p>
-        </w:tc>
-        <w:tc>
-          <w:tcPr>
-            <w:tcW w:type="dxa" w:w="1247"/>
-            <w:shd w:val="clear" w:color="auto" w:fill="FFFFFF"/>
-            <w:tcBorders>
-              <w:top w:val="single" w:sz="4" w:space="0" w:color="000000"/>
-              <w:left w:val="single" w:sz="4" w:space="0" w:color="000000"/>
-              <w:bottom w:val="single" w:sz="4" w:space="0" w:color="000000"/>
-              <w:right w:val="single" w:sz="4" w:space="0" w:color="000000"/>
-            </w:tcBorders>
-            <w:vAlign w:val="center"/>
-          </w:tcPr>
-          <w:p>
-            <w:pPr>
-              <w:spacing w:before="40" w:after="40"/>
-              <w:jc w:val="left"/>
-            </w:pPr>
-            <w:r>
-              <w:rPr>
-                <w:rFonts w:ascii="Adani" w:hAnsi="Adani"/>
-                <w:b w:val="0"/>
-                <w:sz w:val="18"/>
-                <w:u w:val="none"/>
-              </w:rPr>
-              <w:t>10/12/1998</w:t>
-            </w:r>
-          </w:p>
-        </w:tc>
-      </w:tr>
-      <w:tr>
-        <w:tc>
-          <w:tcPr>
-            <w:tcW w:type="dxa" w:w="680"/>
-            <w:shd w:val="clear" w:color="auto" w:fill="FFFFFF"/>
-            <w:tcBorders>
-              <w:top w:val="single" w:sz="4" w:space="0" w:color="000000"/>
-              <w:left w:val="single" w:sz="4" w:space="0" w:color="000000"/>
-              <w:bottom w:val="single" w:sz="4" w:space="0" w:color="000000"/>
-              <w:right w:val="single" w:sz="4" w:space="0" w:color="000000"/>
-            </w:tcBorders>
-            <w:vAlign w:val="center"/>
-          </w:tcPr>
-          <w:p>
-            <w:pPr>
-              <w:spacing w:before="40" w:after="40"/>
-              <w:jc w:val="left"/>
-            </w:pPr>
-            <w:r>
-              <w:rPr>
-                <w:rFonts w:ascii="Adani" w:hAnsi="Adani"/>
-                <w:b w:val="0"/>
-                <w:sz w:val="18"/>
-                <w:u w:val="none"/>
-              </w:rPr>
-              <w:t>12</w:t>
+              <w:t>8</w:t>
             </w:r>
           </w:p>
         </w:tc>
@@ -2065,7 +1497,7 @@
                 <w:sz w:val="18"/>
                 <w:u w:val="none"/>
               </w:rPr>
-              <w:t>13</w:t>
+              <w:t>9</w:t>
             </w:r>
           </w:p>
         </w:tc>
@@ -2414,7 +1846,7 @@
                 <w:sz w:val="18"/>
                 <w:u w:val="none"/>
               </w:rPr>
-              <w:t>Date:   27th May, 2026</w:t>
+              <w:t>Date:   09th June, 2026</w:t>
             </w:r>
           </w:p>
         </w:tc>
@@ -3451,7 +2883,7 @@
                 <w:sz w:val="18"/>
                 <w:u w:val="none"/>
               </w:rPr>
-              <w:t>Date:   27th May, 2026</w:t>
+              <w:t>Date:   09th June, 2026</w:t>
             </w:r>
           </w:p>
         </w:tc>
@@ -3612,7 +3044,7 @@
           <w:sz w:val="20"/>
           <w:u w:val="none"/>
         </w:rPr>
-        <w:t>27th May, 2026</w:t>
+        <w:t>09th June, 2026</w:t>
       </w:r>
     </w:p>
     <w:p>
@@ -3702,37 +3134,7 @@
           <w:sz w:val="20"/>
           <w:u w:val="none"/>
         </w:rPr>
-        <w:t>SURAJKIRAN SOLAR TECHNOLOGIES LIMITED</w:t>
-      </w:r>
-    </w:p>
-    <w:p>
-      <w:pPr>
-        <w:spacing w:before="0" w:after="20"/>
-        <w:jc w:val="left"/>
-      </w:pPr>
-      <w:r>
-        <w:rPr>
-          <w:rFonts w:ascii="Adani" w:hAnsi="Adani"/>
-          <w:b/>
-          <w:sz w:val="20"/>
-          <w:u w:val="none"/>
-        </w:rPr>
         <w:t>ADANI SOLAR ENERGY KUTCHH ONE LIMITED</w:t>
-      </w:r>
-    </w:p>
-    <w:p>
-      <w:pPr>
-        <w:spacing w:before="0" w:after="20"/>
-        <w:jc w:val="left"/>
-      </w:pPr>
-      <w:r>
-        <w:rPr>
-          <w:rFonts w:ascii="Adani" w:hAnsi="Adani"/>
-          <w:b/>
-          <w:sz w:val="20"/>
-          <w:u w:val="none"/>
-        </w:rPr>
-        <w:t>ADANI POWER RAJASTHAN LIMITED</w:t>
       </w:r>
     </w:p>
     <w:p>
@@ -3777,37 +3179,7 @@
           <w:sz w:val="20"/>
           <w:u w:val="none"/>
         </w:rPr>
-        <w:t>ADANI POWER MAHARASHTRA LIMITED</w:t>
-      </w:r>
-    </w:p>
-    <w:p>
-      <w:pPr>
-        <w:spacing w:before="0" w:after="20"/>
-        <w:jc w:val="left"/>
-      </w:pPr>
-      <w:r>
-        <w:rPr>
-          <w:rFonts w:ascii="Adani" w:hAnsi="Adani"/>
-          <w:b/>
-          <w:sz w:val="20"/>
-          <w:u w:val="none"/>
-        </w:rPr>
         <w:t>ADANI INFRA (INDIA) LIMITED</w:t>
-      </w:r>
-    </w:p>
-    <w:p>
-      <w:pPr>
-        <w:spacing w:before="0" w:after="20"/>
-        <w:jc w:val="left"/>
-      </w:pPr>
-      <w:r>
-        <w:rPr>
-          <w:rFonts w:ascii="Adani" w:hAnsi="Adani"/>
-          <w:b/>
-          <w:sz w:val="20"/>
-          <w:u w:val="none"/>
-        </w:rPr>
-        <w:t>VINPACK AGRO PRIVATE LIMITED</w:t>
       </w:r>
     </w:p>
     <w:p>
@@ -3913,21 +3285,6 @@
           <w:sz w:val="20"/>
           <w:u w:val="none"/>
         </w:rPr>
-        <w:t>SURAJKIRAN SOLAR TECHNOLOGIES LIMITED</w:t>
-      </w:r>
-    </w:p>
-    <w:p>
-      <w:pPr>
-        <w:spacing w:before="0" w:after="20"/>
-        <w:jc w:val="left"/>
-      </w:pPr>
-      <w:r>
-        <w:rPr>
-          <w:rFonts w:ascii="Adani" w:hAnsi="Adani"/>
-          <w:b w:val="0"/>
-          <w:sz w:val="20"/>
-          <w:u w:val="none"/>
-        </w:rPr>
         <w:t>ADANI SOLAR ENERGY KUTCHH ONE LIMITED</w:t>
       </w:r>
     </w:p>
@@ -3943,37 +3300,7 @@
           <w:sz w:val="20"/>
           <w:u w:val="none"/>
         </w:rPr>
-        <w:t>ADANI POWER RAJASTHAN LIMITED</w:t>
-      </w:r>
-    </w:p>
-    <w:p>
-      <w:pPr>
-        <w:spacing w:before="0" w:after="20"/>
-        <w:jc w:val="left"/>
-      </w:pPr>
-      <w:r>
-        <w:rPr>
-          <w:rFonts w:ascii="Adani" w:hAnsi="Adani"/>
-          <w:b w:val="0"/>
-          <w:sz w:val="20"/>
-          <w:u w:val="none"/>
-        </w:rPr>
         <w:t>ASIAN GRANITO INDIA LIMITED</w:t>
-      </w:r>
-    </w:p>
-    <w:p>
-      <w:pPr>
-        <w:spacing w:before="0" w:after="20"/>
-        <w:jc w:val="left"/>
-      </w:pPr>
-      <w:r>
-        <w:rPr>
-          <w:rFonts w:ascii="Adani" w:hAnsi="Adani"/>
-          <w:b w:val="0"/>
-          <w:sz w:val="20"/>
-          <w:u w:val="none"/>
-        </w:rPr>
-        <w:t>ADANI POWER MAHARASHTRA LIMITED</w:t>
       </w:r>
     </w:p>
     <w:p>
@@ -4084,21 +3411,6 @@
           <w:u w:val="none"/>
         </w:rPr>
         <w:t>INSPIRON ENGINEERING PRIVATE LIMITED</w:t>
-      </w:r>
-    </w:p>
-    <w:p>
-      <w:pPr>
-        <w:spacing w:before="0" w:after="20"/>
-        <w:jc w:val="left"/>
-      </w:pPr>
-      <w:r>
-        <w:rPr>
-          <w:rFonts w:ascii="Adani" w:hAnsi="Adani"/>
-          <w:b w:val="0"/>
-          <w:sz w:val="20"/>
-          <w:u w:val="none"/>
-        </w:rPr>
-        <w:t>VINPACK AGRO PRIVATE LIMITED</w:t>
       </w:r>
     </w:p>
     <w:p>
@@ -4886,7 +4198,7 @@
                 <w:sz w:val="18"/>
                 <w:u w:val="none"/>
               </w:rPr>
-              <w:t>13</w:t>
+              <w:t>9</w:t>
             </w:r>
           </w:p>
         </w:tc>
@@ -5401,120 +4713,6 @@
                 <w:sz w:val="18"/>
                 <w:u w:val="none"/>
               </w:rPr>
-              <w:t>U74140GJ2015PLC127993</w:t>
-            </w:r>
-          </w:p>
-        </w:tc>
-        <w:tc>
-          <w:tcPr>
-            <w:tcW w:type="dxa" w:w="4252"/>
-            <w:shd w:val="clear" w:color="auto" w:fill="FFFFFF"/>
-            <w:tcBorders>
-              <w:top w:val="single" w:sz="4" w:space="0" w:color="000000"/>
-              <w:left w:val="single" w:sz="4" w:space="0" w:color="000000"/>
-              <w:bottom w:val="single" w:sz="4" w:space="0" w:color="000000"/>
-              <w:right w:val="single" w:sz="4" w:space="0" w:color="000000"/>
-            </w:tcBorders>
-            <w:vAlign w:val="center"/>
-          </w:tcPr>
-          <w:p>
-            <w:pPr>
-              <w:spacing w:before="40" w:after="40"/>
-              <w:jc w:val="left"/>
-            </w:pPr>
-            <w:r>
-              <w:rPr>
-                <w:rFonts w:ascii="Adani" w:hAnsi="Adani"/>
-                <w:b w:val="0"/>
-                <w:sz w:val="18"/>
-                <w:u w:val="none"/>
-              </w:rPr>
-              <w:t>SURAJKIRAN SOLAR TECHNOLOGIES LIMITED</w:t>
-            </w:r>
-          </w:p>
-        </w:tc>
-        <w:tc>
-          <w:tcPr>
-            <w:tcW w:type="dxa" w:w="1587"/>
-            <w:shd w:val="clear" w:color="auto" w:fill="FFFFFF"/>
-            <w:tcBorders>
-              <w:top w:val="single" w:sz="4" w:space="0" w:color="000000"/>
-              <w:left w:val="single" w:sz="4" w:space="0" w:color="000000"/>
-              <w:bottom w:val="single" w:sz="4" w:space="0" w:color="000000"/>
-              <w:right w:val="single" w:sz="4" w:space="0" w:color="000000"/>
-            </w:tcBorders>
-            <w:vAlign w:val="center"/>
-          </w:tcPr>
-          <w:p>
-            <w:pPr>
-              <w:spacing w:before="40" w:after="40"/>
-              <w:jc w:val="left"/>
-            </w:pPr>
-            <w:r>
-              <w:rPr>
-                <w:rFonts w:ascii="Adani" w:hAnsi="Adani"/>
-                <w:b w:val="0"/>
-                <w:sz w:val="18"/>
-                <w:u w:val="none"/>
-              </w:rPr>
-              <w:t>Director</w:t>
-            </w:r>
-          </w:p>
-        </w:tc>
-        <w:tc>
-          <w:tcPr>
-            <w:tcW w:type="dxa" w:w="1304"/>
-            <w:shd w:val="clear" w:color="auto" w:fill="FFFFFF"/>
-            <w:tcBorders>
-              <w:top w:val="single" w:sz="4" w:space="0" w:color="000000"/>
-              <w:left w:val="single" w:sz="4" w:space="0" w:color="000000"/>
-              <w:bottom w:val="single" w:sz="4" w:space="0" w:color="000000"/>
-              <w:right w:val="single" w:sz="4" w:space="0" w:color="000000"/>
-            </w:tcBorders>
-            <w:vAlign w:val="center"/>
-          </w:tcPr>
-          <w:p>
-            <w:pPr>
-              <w:spacing w:before="40" w:after="40"/>
-              <w:jc w:val="left"/>
-            </w:pPr>
-            <w:r>
-              <w:rPr>
-                <w:rFonts w:ascii="Adani" w:hAnsi="Adani"/>
-                <w:b w:val="0"/>
-                <w:sz w:val="18"/>
-                <w:u w:val="none"/>
-              </w:rPr>
-              <w:t>10/03/2022</w:t>
-            </w:r>
-          </w:p>
-        </w:tc>
-      </w:tr>
-      <w:tr>
-        <w:tc>
-          <w:tcPr>
-            <w:tcW w:type="dxa" w:w="2268"/>
-            <w:shd w:val="clear" w:color="auto" w:fill="FFFFFF"/>
-            <w:tcBorders>
-              <w:top w:val="single" w:sz="4" w:space="0" w:color="000000"/>
-              <w:left w:val="single" w:sz="4" w:space="0" w:color="000000"/>
-              <w:bottom w:val="single" w:sz="4" w:space="0" w:color="000000"/>
-              <w:right w:val="single" w:sz="4" w:space="0" w:color="000000"/>
-            </w:tcBorders>
-            <w:vAlign w:val="center"/>
-          </w:tcPr>
-          <w:p>
-            <w:pPr>
-              <w:spacing w:before="40" w:after="40"/>
-              <w:jc w:val="left"/>
-            </w:pPr>
-            <w:r>
-              <w:rPr>
-                <w:rFonts w:ascii="Adani" w:hAnsi="Adani"/>
-                <w:b w:val="0"/>
-                <w:sz w:val="18"/>
-                <w:u w:val="none"/>
-              </w:rPr>
               <w:t>U40300GJ2019PLC106775</w:t>
             </w:r>
           </w:p>
@@ -5600,120 +4798,6 @@
                 <w:u w:val="none"/>
               </w:rPr>
               <w:t>10/03/2022</w:t>
-            </w:r>
-          </w:p>
-        </w:tc>
-      </w:tr>
-      <w:tr>
-        <w:tc>
-          <w:tcPr>
-            <w:tcW w:type="dxa" w:w="2268"/>
-            <w:shd w:val="clear" w:color="auto" w:fill="FFFFFF"/>
-            <w:tcBorders>
-              <w:top w:val="single" w:sz="4" w:space="0" w:color="000000"/>
-              <w:left w:val="single" w:sz="4" w:space="0" w:color="000000"/>
-              <w:bottom w:val="single" w:sz="4" w:space="0" w:color="000000"/>
-              <w:right w:val="single" w:sz="4" w:space="0" w:color="000000"/>
-            </w:tcBorders>
-            <w:vAlign w:val="center"/>
-          </w:tcPr>
-          <w:p>
-            <w:pPr>
-              <w:spacing w:before="40" w:after="40"/>
-              <w:jc w:val="left"/>
-            </w:pPr>
-            <w:r>
-              <w:rPr>
-                <w:rFonts w:ascii="Adani" w:hAnsi="Adani"/>
-                <w:b w:val="0"/>
-                <w:sz w:val="18"/>
-                <w:u w:val="none"/>
-              </w:rPr>
-              <w:t>U40104GJ2008PLC052743</w:t>
-            </w:r>
-          </w:p>
-        </w:tc>
-        <w:tc>
-          <w:tcPr>
-            <w:tcW w:type="dxa" w:w="4252"/>
-            <w:shd w:val="clear" w:color="auto" w:fill="FFFFFF"/>
-            <w:tcBorders>
-              <w:top w:val="single" w:sz="4" w:space="0" w:color="000000"/>
-              <w:left w:val="single" w:sz="4" w:space="0" w:color="000000"/>
-              <w:bottom w:val="single" w:sz="4" w:space="0" w:color="000000"/>
-              <w:right w:val="single" w:sz="4" w:space="0" w:color="000000"/>
-            </w:tcBorders>
-            <w:vAlign w:val="center"/>
-          </w:tcPr>
-          <w:p>
-            <w:pPr>
-              <w:spacing w:before="40" w:after="40"/>
-              <w:jc w:val="left"/>
-            </w:pPr>
-            <w:r>
-              <w:rPr>
-                <w:rFonts w:ascii="Adani" w:hAnsi="Adani"/>
-                <w:b w:val="0"/>
-                <w:sz w:val="18"/>
-                <w:u w:val="none"/>
-              </w:rPr>
-              <w:t>ADANI POWER RAJASTHAN LIMITED</w:t>
-            </w:r>
-          </w:p>
-        </w:tc>
-        <w:tc>
-          <w:tcPr>
-            <w:tcW w:type="dxa" w:w="1587"/>
-            <w:shd w:val="clear" w:color="auto" w:fill="FFFFFF"/>
-            <w:tcBorders>
-              <w:top w:val="single" w:sz="4" w:space="0" w:color="000000"/>
-              <w:left w:val="single" w:sz="4" w:space="0" w:color="000000"/>
-              <w:bottom w:val="single" w:sz="4" w:space="0" w:color="000000"/>
-              <w:right w:val="single" w:sz="4" w:space="0" w:color="000000"/>
-            </w:tcBorders>
-            <w:vAlign w:val="center"/>
-          </w:tcPr>
-          <w:p>
-            <w:pPr>
-              <w:spacing w:before="40" w:after="40"/>
-              <w:jc w:val="left"/>
-            </w:pPr>
-            <w:r>
-              <w:rPr>
-                <w:rFonts w:ascii="Adani" w:hAnsi="Adani"/>
-                <w:b w:val="0"/>
-                <w:sz w:val="18"/>
-                <w:u w:val="none"/>
-              </w:rPr>
-              <w:t>Director</w:t>
-            </w:r>
-          </w:p>
-        </w:tc>
-        <w:tc>
-          <w:tcPr>
-            <w:tcW w:type="dxa" w:w="1304"/>
-            <w:shd w:val="clear" w:color="auto" w:fill="FFFFFF"/>
-            <w:tcBorders>
-              <w:top w:val="single" w:sz="4" w:space="0" w:color="000000"/>
-              <w:left w:val="single" w:sz="4" w:space="0" w:color="000000"/>
-              <w:bottom w:val="single" w:sz="4" w:space="0" w:color="000000"/>
-              <w:right w:val="single" w:sz="4" w:space="0" w:color="000000"/>
-            </w:tcBorders>
-            <w:vAlign w:val="center"/>
-          </w:tcPr>
-          <w:p>
-            <w:pPr>
-              <w:spacing w:before="40" w:after="40"/>
-              <w:jc w:val="left"/>
-            </w:pPr>
-            <w:r>
-              <w:rPr>
-                <w:rFonts w:ascii="Adani" w:hAnsi="Adani"/>
-                <w:b w:val="0"/>
-                <w:sz w:val="18"/>
-                <w:u w:val="none"/>
-              </w:rPr>
-              <w:t>21/06/2019</w:t>
             </w:r>
           </w:p>
         </w:tc>
@@ -5971,120 +5055,6 @@
                 <w:sz w:val="18"/>
                 <w:u w:val="none"/>
               </w:rPr>
-              <w:t>U40101GJ2007PLC050506</w:t>
-            </w:r>
-          </w:p>
-        </w:tc>
-        <w:tc>
-          <w:tcPr>
-            <w:tcW w:type="dxa" w:w="4252"/>
-            <w:shd w:val="clear" w:color="auto" w:fill="FFFFFF"/>
-            <w:tcBorders>
-              <w:top w:val="single" w:sz="4" w:space="0" w:color="000000"/>
-              <w:left w:val="single" w:sz="4" w:space="0" w:color="000000"/>
-              <w:bottom w:val="single" w:sz="4" w:space="0" w:color="000000"/>
-              <w:right w:val="single" w:sz="4" w:space="0" w:color="000000"/>
-            </w:tcBorders>
-            <w:vAlign w:val="center"/>
-          </w:tcPr>
-          <w:p>
-            <w:pPr>
-              <w:spacing w:before="40" w:after="40"/>
-              <w:jc w:val="left"/>
-            </w:pPr>
-            <w:r>
-              <w:rPr>
-                <w:rFonts w:ascii="Adani" w:hAnsi="Adani"/>
-                <w:b w:val="0"/>
-                <w:sz w:val="18"/>
-                <w:u w:val="none"/>
-              </w:rPr>
-              <w:t>ADANI POWER MAHARASHTRA LIMITED</w:t>
-            </w:r>
-          </w:p>
-        </w:tc>
-        <w:tc>
-          <w:tcPr>
-            <w:tcW w:type="dxa" w:w="1587"/>
-            <w:shd w:val="clear" w:color="auto" w:fill="FFFFFF"/>
-            <w:tcBorders>
-              <w:top w:val="single" w:sz="4" w:space="0" w:color="000000"/>
-              <w:left w:val="single" w:sz="4" w:space="0" w:color="000000"/>
-              <w:bottom w:val="single" w:sz="4" w:space="0" w:color="000000"/>
-              <w:right w:val="single" w:sz="4" w:space="0" w:color="000000"/>
-            </w:tcBorders>
-            <w:vAlign w:val="center"/>
-          </w:tcPr>
-          <w:p>
-            <w:pPr>
-              <w:spacing w:before="40" w:after="40"/>
-              <w:jc w:val="left"/>
-            </w:pPr>
-            <w:r>
-              <w:rPr>
-                <w:rFonts w:ascii="Adani" w:hAnsi="Adani"/>
-                <w:b w:val="0"/>
-                <w:sz w:val="18"/>
-                <w:u w:val="none"/>
-              </w:rPr>
-              <w:t>Director</w:t>
-            </w:r>
-          </w:p>
-        </w:tc>
-        <w:tc>
-          <w:tcPr>
-            <w:tcW w:type="dxa" w:w="1304"/>
-            <w:shd w:val="clear" w:color="auto" w:fill="FFFFFF"/>
-            <w:tcBorders>
-              <w:top w:val="single" w:sz="4" w:space="0" w:color="000000"/>
-              <w:left w:val="single" w:sz="4" w:space="0" w:color="000000"/>
-              <w:bottom w:val="single" w:sz="4" w:space="0" w:color="000000"/>
-              <w:right w:val="single" w:sz="4" w:space="0" w:color="000000"/>
-            </w:tcBorders>
-            <w:vAlign w:val="center"/>
-          </w:tcPr>
-          <w:p>
-            <w:pPr>
-              <w:spacing w:before="40" w:after="40"/>
-              <w:jc w:val="left"/>
-            </w:pPr>
-            <w:r>
-              <w:rPr>
-                <w:rFonts w:ascii="Adani" w:hAnsi="Adani"/>
-                <w:b w:val="0"/>
-                <w:sz w:val="18"/>
-                <w:u w:val="none"/>
-              </w:rPr>
-              <w:t>31/03/2018</w:t>
-            </w:r>
-          </w:p>
-        </w:tc>
-      </w:tr>
-      <w:tr>
-        <w:tc>
-          <w:tcPr>
-            <w:tcW w:type="dxa" w:w="2268"/>
-            <w:shd w:val="clear" w:color="auto" w:fill="FFFFFF"/>
-            <w:tcBorders>
-              <w:top w:val="single" w:sz="4" w:space="0" w:color="000000"/>
-              <w:left w:val="single" w:sz="4" w:space="0" w:color="000000"/>
-              <w:bottom w:val="single" w:sz="4" w:space="0" w:color="000000"/>
-              <w:right w:val="single" w:sz="4" w:space="0" w:color="000000"/>
-            </w:tcBorders>
-            <w:vAlign w:val="center"/>
-          </w:tcPr>
-          <w:p>
-            <w:pPr>
-              <w:spacing w:before="40" w:after="40"/>
-              <w:jc w:val="left"/>
-            </w:pPr>
-            <w:r>
-              <w:rPr>
-                <w:rFonts w:ascii="Adani" w:hAnsi="Adani"/>
-                <w:b w:val="0"/>
-                <w:sz w:val="18"/>
-                <w:u w:val="none"/>
-              </w:rPr>
               <w:t>U45204GJ2010PLC059226</w:t>
             </w:r>
           </w:p>
@@ -6170,120 +5140,6 @@
                 <w:u w:val="none"/>
               </w:rPr>
               <w:t>08/01/2018</w:t>
-            </w:r>
-          </w:p>
-        </w:tc>
-      </w:tr>
-      <w:tr>
-        <w:tc>
-          <w:tcPr>
-            <w:tcW w:type="dxa" w:w="2268"/>
-            <w:shd w:val="clear" w:color="auto" w:fill="FFFFFF"/>
-            <w:tcBorders>
-              <w:top w:val="single" w:sz="4" w:space="0" w:color="000000"/>
-              <w:left w:val="single" w:sz="4" w:space="0" w:color="000000"/>
-              <w:bottom w:val="single" w:sz="4" w:space="0" w:color="000000"/>
-              <w:right w:val="single" w:sz="4" w:space="0" w:color="000000"/>
-            </w:tcBorders>
-            <w:vAlign w:val="center"/>
-          </w:tcPr>
-          <w:p>
-            <w:pPr>
-              <w:spacing w:before="40" w:after="40"/>
-              <w:jc w:val="left"/>
-            </w:pPr>
-            <w:r>
-              <w:rPr>
-                <w:rFonts w:ascii="Adani" w:hAnsi="Adani"/>
-                <w:b w:val="0"/>
-                <w:sz w:val="18"/>
-                <w:u w:val="none"/>
-              </w:rPr>
-              <w:t>U15131GJ1998PTC035097</w:t>
-            </w:r>
-          </w:p>
-        </w:tc>
-        <w:tc>
-          <w:tcPr>
-            <w:tcW w:type="dxa" w:w="4252"/>
-            <w:shd w:val="clear" w:color="auto" w:fill="FFFFFF"/>
-            <w:tcBorders>
-              <w:top w:val="single" w:sz="4" w:space="0" w:color="000000"/>
-              <w:left w:val="single" w:sz="4" w:space="0" w:color="000000"/>
-              <w:bottom w:val="single" w:sz="4" w:space="0" w:color="000000"/>
-              <w:right w:val="single" w:sz="4" w:space="0" w:color="000000"/>
-            </w:tcBorders>
-            <w:vAlign w:val="center"/>
-          </w:tcPr>
-          <w:p>
-            <w:pPr>
-              <w:spacing w:before="40" w:after="40"/>
-              <w:jc w:val="left"/>
-            </w:pPr>
-            <w:r>
-              <w:rPr>
-                <w:rFonts w:ascii="Adani" w:hAnsi="Adani"/>
-                <w:b w:val="0"/>
-                <w:sz w:val="18"/>
-                <w:u w:val="none"/>
-              </w:rPr>
-              <w:t>VINPACK AGRO PRIVATE LIMITED</w:t>
-            </w:r>
-          </w:p>
-        </w:tc>
-        <w:tc>
-          <w:tcPr>
-            <w:tcW w:type="dxa" w:w="1587"/>
-            <w:shd w:val="clear" w:color="auto" w:fill="FFFFFF"/>
-            <w:tcBorders>
-              <w:top w:val="single" w:sz="4" w:space="0" w:color="000000"/>
-              <w:left w:val="single" w:sz="4" w:space="0" w:color="000000"/>
-              <w:bottom w:val="single" w:sz="4" w:space="0" w:color="000000"/>
-              <w:right w:val="single" w:sz="4" w:space="0" w:color="000000"/>
-            </w:tcBorders>
-            <w:vAlign w:val="center"/>
-          </w:tcPr>
-          <w:p>
-            <w:pPr>
-              <w:spacing w:before="40" w:after="40"/>
-              <w:jc w:val="left"/>
-            </w:pPr>
-            <w:r>
-              <w:rPr>
-                <w:rFonts w:ascii="Adani" w:hAnsi="Adani"/>
-                <w:b w:val="0"/>
-                <w:sz w:val="18"/>
-                <w:u w:val="none"/>
-              </w:rPr>
-              <w:t>Director</w:t>
-            </w:r>
-          </w:p>
-        </w:tc>
-        <w:tc>
-          <w:tcPr>
-            <w:tcW w:type="dxa" w:w="1304"/>
-            <w:shd w:val="clear" w:color="auto" w:fill="FFFFFF"/>
-            <w:tcBorders>
-              <w:top w:val="single" w:sz="4" w:space="0" w:color="000000"/>
-              <w:left w:val="single" w:sz="4" w:space="0" w:color="000000"/>
-              <w:bottom w:val="single" w:sz="4" w:space="0" w:color="000000"/>
-              <w:right w:val="single" w:sz="4" w:space="0" w:color="000000"/>
-            </w:tcBorders>
-            <w:vAlign w:val="center"/>
-          </w:tcPr>
-          <w:p>
-            <w:pPr>
-              <w:spacing w:before="40" w:after="40"/>
-              <w:jc w:val="left"/>
-            </w:pPr>
-            <w:r>
-              <w:rPr>
-                <w:rFonts w:ascii="Adani" w:hAnsi="Adani"/>
-                <w:b w:val="0"/>
-                <w:sz w:val="18"/>
-                <w:u w:val="none"/>
-              </w:rPr>
-              <w:t>10/12/1998</w:t>
             </w:r>
           </w:p>
         </w:tc>
